--- a/manuscript/manuscript.docx
+++ b/manuscript/manuscript.docx
@@ -41,6 +41,12 @@
       <w:r>
         <w:t xml:space="preserve">* Corresponding author. hidenori.tani@yok.hamayaku.ac.jp</w:t>
       </w:r>
+      <w:r>
+        <w:t xml:space="preserve"> </w:t>
+      </w:r>
+      <w:r>
+        <w:t xml:space="preserve">ORCID: 0000-0001-6390-4136</w:t>
+      </w:r>
     </w:p>
     <w:p>
       <w:r>
@@ -69,67 +75,61 @@
         <w:t xml:space="preserve"> </w:t>
       </w:r>
       <w:r>
-        <w:t xml:space="preserve">one of the most functionally opaque classes of transcripts, and a wave of RNA</w:t>
-      </w:r>
-      <w:r>
-        <w:t xml:space="preserve"> </w:t>
-      </w:r>
-      <w:r>
-        <w:t xml:space="preserve">foundation models promises to read function directly from sequence. Using transcript</w:t>
-      </w:r>
-      <w:r>
-        <w:t xml:space="preserve"> </w:t>
-      </w:r>
-      <w:r>
-        <w:t xml:space="preserve">half-life as a concrete functional axis, we benchmark five lncRNA-relevant</w:t>
-      </w:r>
-      <w:r>
-        <w:t xml:space="preserve"> </w:t>
-      </w:r>
-      <w:r>
-        <w:t xml:space="preserve">representation classes — two models tested directly and three model families</w:t>
-      </w:r>
-      <w:r>
-        <w:t xml:space="preserve"> </w:t>
-      </w:r>
-      <w:r>
-        <w:t xml:space="preserve">approximated by tractable proxies — against measured RNA turnover across four</w:t>
-      </w:r>
-      <w:r>
-        <w:t xml:space="preserve"> </w:t>
-      </w:r>
-      <w:r>
-        <w:t xml:space="preserve">mammalian cell contexts, covering 256 GENCODE v44 lncRNAs with transcriptome-wide</w:t>
-      </w:r>
-      <w:r>
-        <w:t xml:space="preserve"> </w:t>
-      </w:r>
-      <w:r>
-        <w:t xml:space="preserve">half-life measurements. In this benchmark, none of the tested or proxy-evaluated</w:t>
-      </w:r>
-      <w:r>
-        <w:t xml:space="preserve"> </w:t>
-      </w:r>
-      <w:r>
-        <w:t xml:space="preserve">representations exceeded AUROC 0.70 or supported robust continuous regression, and</w:t>
-      </w:r>
-      <w:r>
-        <w:t xml:space="preserve"> </w:t>
-      </w:r>
-      <w:r>
-        <w:t xml:space="preserve">all performed similarly to simple k-mer composition baselines; performance on</w:t>
-      </w:r>
-      <w:r>
-        <w:t xml:space="preserve"> </w:t>
-      </w:r>
-      <w:r>
-        <w:t xml:space="preserve">transcripts with documented dynamic regulation was systematically weak. We</w:t>
-      </w:r>
-      <w:r>
-        <w:t xml:space="preserve"> </w:t>
-      </w:r>
-      <w:r>
-        <w:t xml:space="preserve">interpret this shared ceiling as evidence of an</w:t>
+        <w:t xml:space="preserve">functionally opaque, and a wave of RNA foundation models promises to read function</w:t>
+      </w:r>
+      <w:r>
+        <w:t xml:space="preserve"> </w:t>
+      </w:r>
+      <w:r>
+        <w:t xml:space="preserve">directly from sequence. Using transcript half-life as a concrete functional axis,</w:t>
+      </w:r>
+      <w:r>
+        <w:t xml:space="preserve"> </w:t>
+      </w:r>
+      <w:r>
+        <w:t xml:space="preserve">we benchmark five lncRNA-relevant representation classes — two directly evaluated,</w:t>
+      </w:r>
+      <w:r>
+        <w:t xml:space="preserve"> </w:t>
+      </w:r>
+      <w:r>
+        <w:t xml:space="preserve">three approximated by tractable proxies — against measured RNA turnover across</w:t>
+      </w:r>
+      <w:r>
+        <w:t xml:space="preserve"> </w:t>
+      </w:r>
+      <w:r>
+        <w:t xml:space="preserve">four mammalian cell systems, covering 256 lncRNAs with transcriptome-wide</w:t>
+      </w:r>
+      <w:r>
+        <w:t xml:space="preserve"> </w:t>
+      </w:r>
+      <w:r>
+        <w:t xml:space="preserve">half-life measurements. No tested or proxy-evaluated representation exceeded</w:t>
+      </w:r>
+      <w:r>
+        <w:t xml:space="preserve"> </w:t>
+      </w:r>
+      <w:r>
+        <w:t xml:space="preserve">AUROC 0.70 or supported robust continuous regression, and all performed similarly</w:t>
+      </w:r>
+      <w:r>
+        <w:t xml:space="preserve"> </w:t>
+      </w:r>
+      <w:r>
+        <w:t xml:space="preserve">to simple k-mer composition baselines; performance on transcripts with documented</w:t>
+      </w:r>
+      <w:r>
+        <w:t xml:space="preserve"> </w:t>
+      </w:r>
+      <w:r>
+        <w:t xml:space="preserve">dynamic regulation was systematically weak. We interpret this shared ceiling as</w:t>
+      </w:r>
+      <w:r>
+        <w:t xml:space="preserve"> </w:t>
+      </w:r>
+      <w:r>
+        <w:t xml:space="preserve">an</w:t>
       </w:r>
       <w:r>
         <w:t xml:space="preserve"> </w:t>
@@ -145,67 +145,53 @@
         <w:t xml:space="preserve"> </w:t>
       </w:r>
       <w:r>
-        <w:t xml:space="preserve">between the</w:t>
-      </w:r>
-      <w:r>
-        <w:t xml:space="preserve"> </w:t>
-      </w:r>
-      <w:r>
-        <w:t xml:space="preserve">static pretraining signal available to sequence-only models and the dynamic cellular</w:t>
-      </w:r>
-      <w:r>
-        <w:t xml:space="preserve"> </w:t>
-      </w:r>
-      <w:r>
-        <w:t xml:space="preserve">state on which lncRNA function most clearly depends. We introduce</w:t>
-      </w:r>
-      <w:r>
-        <w:t xml:space="preserve"> </w:t>
-      </w:r>
-      <w:r>
-        <w:rPr>
-          <w:i/>
-          <w:iCs/>
-        </w:rPr>
-        <w:t xml:space="preserve">dynamic</w:t>
-      </w:r>
-      <w:r>
-        <w:rPr>
-          <w:i/>
-          <w:iCs/>
-        </w:rPr>
-        <w:t xml:space="preserve"> </w:t>
-      </w:r>
-      <w:r>
-        <w:rPr>
-          <w:i/>
-          <w:iCs/>
-        </w:rPr>
-        <w:t xml:space="preserve">grounding</w:t>
-      </w:r>
-      <w:r>
-        <w:t xml:space="preserve"> </w:t>
-      </w:r>
-      <w:r>
-        <w:t xml:space="preserve">— a model-agnostic, post-hoc conditioning of static predictions on</w:t>
-      </w:r>
-      <w:r>
-        <w:t xml:space="preserve"> </w:t>
-      </w:r>
-      <w:r>
-        <w:t xml:space="preserve">orthogonal measured state variables such as turnover and localisation — and</w:t>
-      </w:r>
-      <w:r>
-        <w:t xml:space="preserve"> </w:t>
-      </w:r>
-      <w:r>
-        <w:t xml:space="preserve">advocate a tiered static × dynamic evaluation standard for foundation models whose</w:t>
-      </w:r>
-      <w:r>
-        <w:t xml:space="preserve"> </w:t>
-      </w:r>
-      <w:r>
-        <w:t xml:space="preserve">evaluation labels depend on unobserved state.</w:t>
+        <w:t xml:space="preserve">between the static pretraining signal available to</w:t>
+      </w:r>
+      <w:r>
+        <w:t xml:space="preserve"> </w:t>
+      </w:r>
+      <w:r>
+        <w:t xml:space="preserve">sequence-only models and the dynamic cellular state on which lncRNA function</w:t>
+      </w:r>
+      <w:r>
+        <w:t xml:space="preserve"> </w:t>
+      </w:r>
+      <w:r>
+        <w:t xml:space="preserve">most clearly depends. We introduce</w:t>
+      </w:r>
+      <w:r>
+        <w:t xml:space="preserve"> </w:t>
+      </w:r>
+      <w:r>
+        <w:rPr>
+          <w:i/>
+          <w:iCs/>
+        </w:rPr>
+        <w:t xml:space="preserve">dynamic grounding</w:t>
+      </w:r>
+      <w:r>
+        <w:t xml:space="preserve"> </w:t>
+      </w:r>
+      <w:r>
+        <w:t xml:space="preserve">— a model-agnostic,</w:t>
+      </w:r>
+      <w:r>
+        <w:t xml:space="preserve"> </w:t>
+      </w:r>
+      <w:r>
+        <w:t xml:space="preserve">post-hoc conditioning of static predictions on measured state variables such as</w:t>
+      </w:r>
+      <w:r>
+        <w:t xml:space="preserve"> </w:t>
+      </w:r>
+      <w:r>
+        <w:t xml:space="preserve">turnover and localisation — and advocate a tiered static × dynamic evaluation</w:t>
+      </w:r>
+      <w:r>
+        <w:t xml:space="preserve"> </w:t>
+      </w:r>
+      <w:r>
+        <w:t xml:space="preserve">standard for foundation models whose labels depend on unobserved state.</w:t>
       </w:r>
     </w:p>
     <w:p>
@@ -606,44 +592,6 @@
         <w:pStyle w:val="BodyText"/>
       </w:pPr>
       <w:r>
-        <w:t xml:space="preserve">For machine-learning practitioners, lncRNA stability thus serves as a concrete</w:t>
-      </w:r>
-      <w:r>
-        <w:t xml:space="preserve"> </w:t>
-      </w:r>
-      <w:r>
-        <w:t xml:space="preserve">case study of a general pattern: foundation models are increasingly evaluated on</w:t>
-      </w:r>
-      <w:r>
-        <w:t xml:space="preserve"> </w:t>
-      </w:r>
-      <w:r>
-        <w:t xml:space="preserve">labels that depend on latent state variables absent from their pretraining</w:t>
-      </w:r>
-      <w:r>
-        <w:t xml:space="preserve"> </w:t>
-      </w:r>
-      <w:r>
-        <w:t xml:space="preserve">corpora. Such gaps are best addressed with evaluation standards and post-hoc</w:t>
-      </w:r>
-      <w:r>
-        <w:t xml:space="preserve"> </w:t>
-      </w:r>
-      <w:r>
-        <w:t xml:space="preserve">conditioning schemes compatible with existing model weights, rather than deferred</w:t>
-      </w:r>
-      <w:r>
-        <w:t xml:space="preserve"> </w:t>
-      </w:r>
-      <w:r>
-        <w:t xml:space="preserve">to the next pretraining cycle.</w:t>
-      </w:r>
-    </w:p>
-    <w:p>
-      <w:pPr>
-        <w:pStyle w:val="BodyText"/>
-      </w:pPr>
-      <w:r>
         <w:t xml:space="preserve">The empirical scope of this Perspective is deliberately narrow: lncRNA</w:t>
       </w:r>
       <w:r>
@@ -1305,7 +1253,7 @@
         <w:t xml:space="preserve"> </w:t>
       </w:r>
       <w:r>
-        <w:t xml:space="preserve">one cell system; 116 are binary-classifiable as stable (half-life &gt; 8 h) or</w:t>
+        <w:t xml:space="preserve">one cell system; 116 are binary-classifiable as stable (half-life &gt; 4 h) or</w:t>
       </w:r>
       <w:r>
         <w:t xml:space="preserve"> </w:t>
@@ -1419,13 +1367,22 @@
         <w:t xml:space="preserve"> </w:t>
       </w:r>
       <w:r>
-        <w:t xml:space="preserve">setting — a level often treated as a useful-for-prioritisation threshold in</w:t>
-      </w:r>
-      <w:r>
-        <w:t xml:space="preserve"> </w:t>
-      </w:r>
-      <w:r>
-        <w:t xml:space="preserve">comparable RNA benchmarks. Taken together, these results suggest that under the</w:t>
+        <w:t xml:space="preserve">setting — a level we adopt here as an informal usefulness threshold, consistent</w:t>
+      </w:r>
+      <w:r>
+        <w:t xml:space="preserve"> </w:t>
+      </w:r>
+      <w:r>
+        <w:t xml:space="preserve">with recent independent RNA foundation-model comparisons</w:t>
+      </w:r>
+      <w:r>
+        <w:rPr>
+          <w:vertAlign w:val="superscript"/>
+        </w:rPr>
+        <w:t xml:space="preserve">13</w:t>
+      </w:r>
+      <w:r>
+        <w:t xml:space="preserve">. Taken together, these results suggest that under the</w:t>
       </w:r>
       <w:r>
         <w:t xml:space="preserve"> </w:t>
@@ -1694,54 +1651,42 @@
         <w:t xml:space="preserve"> </w:t>
       </w:r>
       <w:r>
-        <w:t xml:space="preserve">context-dependent —</w:t>
-      </w:r>
-      <w:r>
-        <w:t xml:space="preserve"> </w:t>
-      </w:r>
-      <w:r>
-        <w:rPr>
-          <w:i/>
-          <w:iCs/>
-        </w:rPr>
-        <w:t xml:space="preserve">NEAT1</w:t>
-      </w:r>
-      <w:r>
-        <w:t xml:space="preserve">, central to paraspeckle assembly</w:t>
+        <w:t xml:space="preserve">context-dependent — notably</w:t>
+      </w:r>
+      <w:r>
+        <w:t xml:space="preserve"> </w:t>
+      </w:r>
+      <w:r>
+        <w:rPr>
+          <w:i/>
+          <w:iCs/>
+        </w:rPr>
+        <w:t xml:space="preserve">XIST</w:t>
       </w:r>
       <w:r>
         <w:rPr>
           <w:vertAlign w:val="superscript"/>
         </w:rPr>
-        <w:t xml:space="preserve">3</w:t>
-      </w:r>
-      <w:r>
-        <w:t xml:space="preserve">, and</w:t>
-      </w:r>
-      <w:r>
-        <w:t xml:space="preserve"> </w:t>
-      </w:r>
-      <w:r>
-        <w:rPr>
-          <w:i/>
-          <w:iCs/>
-        </w:rPr>
-        <w:t xml:space="preserve">MALAT1</w:t>
-      </w:r>
-      <w:r>
-        <w:t xml:space="preserve">, a</w:t>
-      </w:r>
-      <w:r>
-        <w:t xml:space="preserve"> </w:t>
-      </w:r>
-      <w:r>
-        <w:t xml:space="preserve">nuclear-retained lncRNA that modulates SR-protein phosphorylation and associated</w:t>
-      </w:r>
-      <w:r>
-        <w:t xml:space="preserve"> </w:t>
-      </w:r>
-      <w:r>
-        <w:t xml:space="preserve">splicing regulation</w:t>
+        <w:t xml:space="preserve">4</w:t>
+      </w:r>
+      <w:r>
+        <w:t xml:space="preserve">, which guides developmental</w:t>
+      </w:r>
+      <w:r>
+        <w:t xml:space="preserve"> </w:t>
+      </w:r>
+      <w:r>
+        <w:t xml:space="preserve">X-chromosome inactivation through chromatin-state–dependent regulation, and</w:t>
+      </w:r>
+      <w:r>
+        <w:t xml:space="preserve"> </w:t>
+      </w:r>
+      <w:r>
+        <w:rPr>
+          <w:i/>
+          <w:iCs/>
+        </w:rPr>
+        <w:t xml:space="preserve">NORAD</w:t>
       </w:r>
       <w:r>
         <w:rPr>
@@ -1750,34 +1695,76 @@
         <w:t xml:space="preserve">14</w:t>
       </w:r>
       <w:r>
-        <w:t xml:space="preserve"> </w:t>
-      </w:r>
-      <w:r>
-        <w:t xml:space="preserve">— alongside additional lncRNAs previously reported to</w:t>
-      </w:r>
-      <w:r>
-        <w:t xml:space="preserve"> </w:t>
-      </w:r>
-      <w:r>
-        <w:t xml:space="preserve">exhibit cell-cycle-regulated or stress-responsive behaviour. These serve as</w:t>
-      </w:r>
-      <w:r>
-        <w:t xml:space="preserve"> </w:t>
-      </w:r>
-      <w:r>
-        <w:t xml:space="preserve">illustrative examples of transcripts for which a static sequence snapshot is</w:t>
-      </w:r>
-      <w:r>
-        <w:t xml:space="preserve"> </w:t>
-      </w:r>
-      <w:r>
-        <w:t xml:space="preserve">unlikely to capture the relevant regulatory context, rather than as a biological</w:t>
-      </w:r>
-      <w:r>
-        <w:t xml:space="preserve"> </w:t>
-      </w:r>
-      <w:r>
-        <w:t xml:space="preserve">claim about the 12-transcript set as a whole. The pattern is consistent with the</w:t>
+        <w:t xml:space="preserve">, a cytoplasmic lncRNA induced by DNA damage that sequesters PUMILIO</w:t>
+      </w:r>
+      <w:r>
+        <w:t xml:space="preserve"> </w:t>
+      </w:r>
+      <w:r>
+        <w:t xml:space="preserve">proteins — alongside additional transcripts (</w:t>
+      </w:r>
+      <w:r>
+        <w:rPr>
+          <w:i/>
+          <w:iCs/>
+        </w:rPr>
+        <w:t xml:space="preserve">TTTY14</w:t>
+      </w:r>
+      <w:r>
+        <w:t xml:space="preserve">,</w:t>
+      </w:r>
+      <w:r>
+        <w:t xml:space="preserve"> </w:t>
+      </w:r>
+      <w:r>
+        <w:rPr>
+          <w:i/>
+          <w:iCs/>
+        </w:rPr>
+        <w:t xml:space="preserve">MCM3AP-AS1</w:t>
+      </w:r>
+      <w:r>
+        <w:t xml:space="preserve">,</w:t>
+      </w:r>
+      <w:r>
+        <w:t xml:space="preserve"> </w:t>
+      </w:r>
+      <w:r>
+        <w:rPr>
+          <w:i/>
+          <w:iCs/>
+        </w:rPr>
+        <w:t xml:space="preserve">NBR2</w:t>
+      </w:r>
+      <w:r>
+        <w:t xml:space="preserve"> </w:t>
+      </w:r>
+      <w:r>
+        <w:t xml:space="preserve">and</w:t>
+      </w:r>
+      <w:r>
+        <w:t xml:space="preserve"> </w:t>
+      </w:r>
+      <w:r>
+        <w:t xml:space="preserve">others) with reported cell-type-specific or stress-responsive expression. These</w:t>
+      </w:r>
+      <w:r>
+        <w:t xml:space="preserve"> </w:t>
+      </w:r>
+      <w:r>
+        <w:t xml:space="preserve">serve as illustrative examples of transcripts for which a static sequence snapshot</w:t>
+      </w:r>
+      <w:r>
+        <w:t xml:space="preserve"> </w:t>
+      </w:r>
+      <w:r>
+        <w:t xml:space="preserve">is unlikely to capture the relevant regulatory context, rather than as a</w:t>
+      </w:r>
+      <w:r>
+        <w:t xml:space="preserve"> </w:t>
+      </w:r>
+      <w:r>
+        <w:t xml:space="preserve">biological claim about the 12-transcript set as a whole. The pattern is consistent with the</w:t>
       </w:r>
       <w:r>
         <w:t xml:space="preserve"> </w:t>
@@ -1803,19 +1790,19 @@
         <w:t xml:space="preserve"> </w:t>
       </w:r>
       <w:r>
-        <w:t xml:space="preserve">relatively better on short lncRNAs (≤ 1.5 kb) and degrading on longer ones,</w:t>
-      </w:r>
-      <w:r>
-        <w:t xml:space="preserve"> </w:t>
-      </w:r>
-      <w:r>
-        <w:t xml:space="preserve">consistent with its 1,024-nucleotide context window, whereas the Evo-class proxy</w:t>
-      </w:r>
-      <w:r>
-        <w:t xml:space="preserve"> </w:t>
-      </w:r>
-      <w:r>
-        <w:t xml:space="preserve">shows the opposite trend. Context length constrains which static features a model</w:t>
+        <w:t xml:space="preserve">relatively better on shorter lncRNAs and degrading on longer ones — consistent</w:t>
+      </w:r>
+      <w:r>
+        <w:t xml:space="preserve"> </w:t>
+      </w:r>
+      <w:r>
+        <w:t xml:space="preserve">with its 1,024-nucleotide context window — whereas the Evo-class proxy shows the</w:t>
+      </w:r>
+      <w:r>
+        <w:t xml:space="preserve"> </w:t>
+      </w:r>
+      <w:r>
+        <w:t xml:space="preserve">opposite trend. Context length constrains which static features a model</w:t>
       </w:r>
       <w:r>
         <w:t xml:space="preserve"> </w:t>
@@ -2347,6 +2334,462 @@
       </w:r>
     </w:p>
     <w:p>
+      <w:pPr>
+        <w:pStyle w:val="BodyText"/>
+      </w:pPr>
+      <w:r>
+        <w:rPr>
+          <w:b/>
+          <w:bCs/>
+        </w:rPr>
+        <w:t xml:space="preserve">Why not retrain, fine-tune, or scale?</w:t>
+      </w:r>
+      <w:r>
+        <w:t xml:space="preserve"> </w:t>
+      </w:r>
+      <w:r>
+        <w:t xml:space="preserve">Three natural objections deserve</w:t>
+      </w:r>
+      <w:r>
+        <w:t xml:space="preserve"> </w:t>
+      </w:r>
+      <w:r>
+        <w:t xml:space="preserve">explicit replies.</w:t>
+      </w:r>
+      <w:r>
+        <w:t xml:space="preserve"> </w:t>
+      </w:r>
+      <w:r>
+        <w:rPr>
+          <w:i/>
+          <w:iCs/>
+        </w:rPr>
+        <w:t xml:space="preserve">Retraining.</w:t>
+      </w:r>
+      <w:r>
+        <w:t xml:space="preserve"> </w:t>
+      </w:r>
+      <w:r>
+        <w:t xml:space="preserve">The most direct response to an observability</w:t>
+      </w:r>
+      <w:r>
+        <w:t xml:space="preserve"> </w:t>
+      </w:r>
+      <w:r>
+        <w:t xml:space="preserve">gap is to fold turnover and localisation measurements into the pretraining</w:t>
+      </w:r>
+      <w:r>
+        <w:t xml:space="preserve"> </w:t>
+      </w:r>
+      <w:r>
+        <w:t xml:space="preserve">corpus itself. In the long run this is almost certainly where the field will</w:t>
+      </w:r>
+      <w:r>
+        <w:t xml:space="preserve"> </w:t>
+      </w:r>
+      <w:r>
+        <w:t xml:space="preserve">land. In the short run it is not tractable: the union of published BRIC-seq,</w:t>
+      </w:r>
+      <w:r>
+        <w:t xml:space="preserve"> </w:t>
+      </w:r>
+      <w:r>
+        <w:t xml:space="preserve">SLAM-seq and TimeLapse-seq experiments covers of the order of 10</w:t>
+      </w:r>
+      <w:r>
+        <w:rPr>
+          <w:vertAlign w:val="superscript"/>
+        </w:rPr>
+        <w:t xml:space="preserve">4</w:t>
+      </w:r>
+      <w:r>
+        <w:t xml:space="preserve"> </w:t>
+      </w:r>
+      <w:r>
+        <w:t xml:space="preserve">annotated</w:t>
+      </w:r>
+      <w:r>
+        <w:t xml:space="preserve"> </w:t>
+      </w:r>
+      <w:r>
+        <w:t xml:space="preserve">transcripts across a handful of cell systems</w:t>
+      </w:r>
+      <w:r>
+        <w:rPr>
+          <w:vertAlign w:val="superscript"/>
+        </w:rPr>
+        <w:t xml:space="preserve">10–12</w:t>
+      </w:r>
+      <w:r>
+        <w:t xml:space="preserve">, two to three orders of</w:t>
+      </w:r>
+      <w:r>
+        <w:t xml:space="preserve"> </w:t>
+      </w:r>
+      <w:r>
+        <w:t xml:space="preserve">magnitude below the 10</w:t>
+      </w:r>
+      <w:r>
+        <w:rPr>
+          <w:vertAlign w:val="superscript"/>
+        </w:rPr>
+        <w:t xml:space="preserve">7</w:t>
+      </w:r>
+      <w:r>
+        <w:t xml:space="preserve"> </w:t>
+      </w:r>
+      <w:r>
+        <w:t xml:space="preserve">sequences that current RNA foundation models absorb</w:t>
+      </w:r>
+      <w:r>
+        <w:t xml:space="preserve"> </w:t>
+      </w:r>
+      <w:r>
+        <w:t xml:space="preserve">at pretraining time</w:t>
+      </w:r>
+      <w:r>
+        <w:rPr>
+          <w:vertAlign w:val="superscript"/>
+        </w:rPr>
+        <w:t xml:space="preserve">5–8</w:t>
+      </w:r>
+      <w:r>
+        <w:t xml:space="preserve">. Dynamic grounding does not replace that future</w:t>
+      </w:r>
+      <w:r>
+        <w:t xml:space="preserve"> </w:t>
+      </w:r>
+      <w:r>
+        <w:t xml:space="preserve">effort; it uses the dynamic measurements where they are currently abundant —</w:t>
+      </w:r>
+      <w:r>
+        <w:t xml:space="preserve"> </w:t>
+      </w:r>
+      <w:r>
+        <w:t xml:space="preserve">at the level of individual transcripts and cell systems — and leaves</w:t>
+      </w:r>
+      <w:r>
+        <w:t xml:space="preserve"> </w:t>
+      </w:r>
+      <w:r>
+        <w:t xml:space="preserve">pretraining scale untouched.</w:t>
+      </w:r>
+      <w:r>
+        <w:t xml:space="preserve"> </w:t>
+      </w:r>
+      <w:r>
+        <w:rPr>
+          <w:i/>
+          <w:iCs/>
+        </w:rPr>
+        <w:t xml:space="preserve">Fine-tuning.</w:t>
+      </w:r>
+      <w:r>
+        <w:t xml:space="preserve"> </w:t>
+      </w:r>
+      <w:r>
+        <w:t xml:space="preserve">A weight-update-based response</w:t>
+      </w:r>
+      <w:r>
+        <w:t xml:space="preserve"> </w:t>
+      </w:r>
+      <w:r>
+        <w:t xml:space="preserve">would fine-tune each foundation model on the available turnover labels and</w:t>
+      </w:r>
+      <w:r>
+        <w:t xml:space="preserve"> </w:t>
+      </w:r>
+      <w:r>
+        <w:t xml:space="preserve">publish a new checkpoint per model. This tightly couples the correction to</w:t>
+      </w:r>
+      <w:r>
+        <w:t xml:space="preserve"> </w:t>
+      </w:r>
+      <w:r>
+        <w:t xml:space="preserve">one model generation, rederives it whenever weights change, and fails for</w:t>
+      </w:r>
+      <w:r>
+        <w:t xml:space="preserve"> </w:t>
+      </w:r>
+      <w:r>
+        <w:t xml:space="preserve">models whose weights are not released. Grounding is model-agnostic by</w:t>
+      </w:r>
+      <w:r>
+        <w:t xml:space="preserve"> </w:t>
+      </w:r>
+      <w:r>
+        <w:t xml:space="preserve">construction: the</w:t>
+      </w:r>
+      <w:r>
+        <w:t xml:space="preserve"> </w:t>
+      </w:r>
+      <w:r>
+        <w:rPr>
+          <w:i/>
+          <w:iCs/>
+        </w:rPr>
+        <w:t xml:space="preserve">p(t), ℓ(t)</w:t>
+      </w:r>
+      <w:r>
+        <w:t xml:space="preserve"> </w:t>
+      </w:r>
+      <w:r>
+        <w:t xml:space="preserve">prior is computed once from measurements and</w:t>
+      </w:r>
+      <w:r>
+        <w:t xml:space="preserve"> </w:t>
+      </w:r>
+      <w:r>
+        <w:t xml:space="preserve">composed with any static output, released or closed. That also preserves the</w:t>
+      </w:r>
+      <w:r>
+        <w:t xml:space="preserve"> </w:t>
+      </w:r>
+      <w:r>
+        <w:t xml:space="preserve">fairness of cross-model comparison — the static representation being</w:t>
+      </w:r>
+      <w:r>
+        <w:t xml:space="preserve"> </w:t>
+      </w:r>
+      <w:r>
+        <w:t xml:space="preserve">benchmarked is not itself altered by the grounding step.</w:t>
+      </w:r>
+      <w:r>
+        <w:t xml:space="preserve"> </w:t>
+      </w:r>
+      <w:r>
+        <w:rPr>
+          <w:i/>
+          <w:iCs/>
+        </w:rPr>
+        <w:t xml:space="preserve">Scaling.</w:t>
+      </w:r>
+      <w:r>
+        <w:t xml:space="preserve"> </w:t>
+      </w:r>
+      <w:r>
+        <w:t xml:space="preserve">One might</w:t>
+      </w:r>
+      <w:r>
+        <w:t xml:space="preserve"> </w:t>
+      </w:r>
+      <w:r>
+        <w:t xml:space="preserve">suspect that a longer context window, a richer tokeniser or a larger</w:t>
+      </w:r>
+      <w:r>
+        <w:t xml:space="preserve"> </w:t>
+      </w:r>
+      <w:r>
+        <w:t xml:space="preserve">parameter count would eventually close the gap without any auxiliary signal.</w:t>
+      </w:r>
+      <w:r>
+        <w:t xml:space="preserve"> </w:t>
+      </w:r>
+      <w:r>
+        <w:t xml:space="preserve">The length-tertile and k-mer-baseline results argue against this reading:</w:t>
+      </w:r>
+      <w:r>
+        <w:t xml:space="preserve"> </w:t>
+      </w:r>
+      <w:r>
+        <w:t xml:space="preserve">a 4-mer composition feature that preserves no positional information matched</w:t>
+      </w:r>
+      <w:r>
+        <w:t xml:space="preserve"> </w:t>
+      </w:r>
+      <w:r>
+        <w:t xml:space="preserve">100 M- to 7 B-parameter sequence models (Fig. 2, Supplementary Fig. 1). The</w:t>
+      </w:r>
+      <w:r>
+        <w:t xml:space="preserve"> </w:t>
+      </w:r>
+      <w:r>
+        <w:t xml:space="preserve">bottleneck is not sequence representation; it is the absence of the state</w:t>
+      </w:r>
+      <w:r>
+        <w:t xml:space="preserve"> </w:t>
+      </w:r>
+      <w:r>
+        <w:t xml:space="preserve">variable</w:t>
+      </w:r>
+      <w:r>
+        <w:t xml:space="preserve"> </w:t>
+      </w:r>
+      <w:r>
+        <w:rPr>
+          <w:i/>
+          <w:iCs/>
+        </w:rPr>
+        <w:t xml:space="preserve">z</w:t>
+      </w:r>
+      <w:r>
+        <w:t xml:space="preserve"> </w:t>
+      </w:r>
+      <w:r>
+        <w:t xml:space="preserve">from the pretraining distribution. A corollary is that</w:t>
+      </w:r>
+      <w:r>
+        <w:t xml:space="preserve"> </w:t>
+      </w:r>
+      <w:r>
+        <w:rPr>
+          <w:i/>
+          <w:iCs/>
+        </w:rPr>
+        <w:t xml:space="preserve">z</w:t>
+      </w:r>
+      <w:r>
+        <w:t xml:space="preserve"> </w:t>
+      </w:r>
+      <w:r>
+        <w:t xml:space="preserve">need</w:t>
+      </w:r>
+      <w:r>
+        <w:t xml:space="preserve"> </w:t>
+      </w:r>
+      <w:r>
+        <w:t xml:space="preserve">not be measured perfectly to be useful. Published turnover and localisation</w:t>
+      </w:r>
+      <w:r>
+        <w:t xml:space="preserve"> </w:t>
+      </w:r>
+      <w:r>
+        <w:t xml:space="preserve">measurements carry their own batch effects and cell-line dependence, and</w:t>
+      </w:r>
+      <w:r>
+        <w:t xml:space="preserve"> </w:t>
+      </w:r>
+      <w:r>
+        <w:t xml:space="preserve">dynamic grounding deliberately treats</w:t>
+      </w:r>
+      <w:r>
+        <w:t xml:space="preserve"> </w:t>
+      </w:r>
+      <w:r>
+        <w:rPr>
+          <w:i/>
+          <w:iCs/>
+        </w:rPr>
+        <w:t xml:space="preserve">z</w:t>
+      </w:r>
+      <w:r>
+        <w:t xml:space="preserve"> </w:t>
+      </w:r>
+      <w:r>
+        <w:t xml:space="preserve">as a bucketed empirical prior</w:t>
+      </w:r>
+      <w:r>
+        <w:t xml:space="preserve"> </w:t>
+      </w:r>
+      <w:r>
+        <w:t xml:space="preserve">rather than a gold label, so that modest measurement noise translates into</w:t>
+      </w:r>
+      <w:r>
+        <w:t xml:space="preserve"> </w:t>
+      </w:r>
+      <w:r>
+        <w:t xml:space="preserve">modest rather than pathological calibration error.</w:t>
+      </w:r>
+      <w:r>
+        <w:t xml:space="preserve"> </w:t>
+      </w:r>
+      <w:r>
+        <w:rPr>
+          <w:i/>
+          <w:iCs/>
+        </w:rPr>
+        <w:t xml:space="preserve">Coverage.</w:t>
+      </w:r>
+      <w:r>
+        <w:t xml:space="preserve"> </w:t>
+      </w:r>
+      <w:r>
+        <w:t xml:space="preserve">A final</w:t>
+      </w:r>
+      <w:r>
+        <w:t xml:space="preserve"> </w:t>
+      </w:r>
+      <w:r>
+        <w:t xml:space="preserve">concern is whether the published turnover atlases themselves cover lncRNAs</w:t>
+      </w:r>
+      <w:r>
+        <w:t xml:space="preserve"> </w:t>
+      </w:r>
+      <w:r>
+        <w:t xml:space="preserve">densely enough to serve as a grounding prior. Transcriptome-wide labelling</w:t>
+      </w:r>
+      <w:r>
+        <w:t xml:space="preserve"> </w:t>
+      </w:r>
+      <w:r>
+        <w:t xml:space="preserve">methods bias toward more highly expressed transcripts, and lncRNAs are on</w:t>
+      </w:r>
+      <w:r>
+        <w:t xml:space="preserve"> </w:t>
+      </w:r>
+      <w:r>
+        <w:t xml:space="preserve">average expressed at lower levels than protein-coding genes. The practical</w:t>
+      </w:r>
+      <w:r>
+        <w:t xml:space="preserve"> </w:t>
+      </w:r>
+      <w:r>
+        <w:t xml:space="preserve">response, implemented in the prototype in Box 2, is to compute</w:t>
+      </w:r>
+      <w:r>
+        <w:t xml:space="preserve"> </w:t>
+      </w:r>
+      <w:r>
+        <w:rPr>
+          <w:i/>
+          <w:iCs/>
+        </w:rPr>
+        <w:t xml:space="preserve">p(t)</w:t>
+      </w:r>
+      <w:r>
+        <w:t xml:space="preserve"> </w:t>
+      </w:r>
+      <w:r>
+        <w:t xml:space="preserve">with</w:t>
+      </w:r>
+      <w:r>
+        <w:t xml:space="preserve"> </w:t>
+      </w:r>
+      <w:r>
+        <w:t xml:space="preserve">explicit confidence intervals per expression stratum and to fall back to a</w:t>
+      </w:r>
+      <w:r>
+        <w:t xml:space="preserve"> </w:t>
+      </w:r>
+      <w:r>
+        <w:t xml:space="preserve">neutral prior for transcripts outside the measured coverage envelope — an</w:t>
+      </w:r>
+      <w:r>
+        <w:t xml:space="preserve"> </w:t>
+      </w:r>
+      <w:r>
+        <w:t xml:space="preserve">explicit statement that the static prediction cannot be grounded on this</w:t>
+      </w:r>
+      <w:r>
+        <w:t xml:space="preserve"> </w:t>
+      </w:r>
+      <w:r>
+        <w:t xml:space="preserve">transcript. That behaviour is preferable to silent overconfidence in the</w:t>
+      </w:r>
+      <w:r>
+        <w:t xml:space="preserve"> </w:t>
+      </w:r>
+      <w:r>
+        <w:t xml:space="preserve">ungrounded case, and it turns the coverage boundary of the dynamic atlas</w:t>
+      </w:r>
+      <w:r>
+        <w:t xml:space="preserve"> </w:t>
+      </w:r>
+      <w:r>
+        <w:t xml:space="preserve">into a first-class benchmark property rather than a hidden caveat.</w:t>
+      </w:r>
+    </w:p>
+    <w:p>
       <w:r>
         <w:pict>
           <v:rect style="width:0;height:1.5pt" o:hralign="center" o:hrstd="t" o:hr="t"/>
@@ -2460,7 +2903,7 @@
         <w:t xml:space="preserve"> </w:t>
       </w:r>
       <w:r>
-        <w:t xml:space="preserve">independently published RNA foundation-model comparisons</w:t>
+        <w:t xml:space="preserve">independent RNA foundation-model comparisons</w:t>
       </w:r>
       <w:r>
         <w:rPr>
@@ -2469,37 +2912,31 @@
         <w:t xml:space="preserve">13</w:t>
       </w:r>
       <w:r>
-        <w:t xml:space="preserve">. First, under the</w:t>
-      </w:r>
-      <w:r>
-        <w:t xml:space="preserve"> </w:t>
-      </w:r>
-      <w:r>
-        <w:t xml:space="preserve">conditions tested, static sequence-only representations — whether evaluated</w:t>
-      </w:r>
-      <w:r>
-        <w:t xml:space="preserve"> </w:t>
-      </w:r>
-      <w:r>
-        <w:t xml:space="preserve">directly or via proxy — did not support robust lncRNA half-life prediction, and</w:t>
-      </w:r>
-      <w:r>
-        <w:t xml:space="preserve"> </w:t>
-      </w:r>
-      <w:r>
-        <w:t xml:space="preserve">these results motivate testing whether dynamic measurements add information that</w:t>
-      </w:r>
-      <w:r>
-        <w:t xml:space="preserve"> </w:t>
-      </w:r>
-      <w:r>
-        <w:t xml:space="preserve">sequence-only pretraining does not recover. Second, the field already has the</w:t>
-      </w:r>
-      <w:r>
-        <w:t xml:space="preserve"> </w:t>
-      </w:r>
-      <w:r>
-        <w:t xml:space="preserve">dynamic measurements needed to test that hypothesis: transcriptome-wide</w:t>
+        <w:t xml:space="preserve">. First, static sequence-only</w:t>
+      </w:r>
+      <w:r>
+        <w:t xml:space="preserve"> </w:t>
+      </w:r>
+      <w:r>
+        <w:t xml:space="preserve">representations — whether evaluated directly or via proxy — did not support</w:t>
+      </w:r>
+      <w:r>
+        <w:t xml:space="preserve"> </w:t>
+      </w:r>
+      <w:r>
+        <w:t xml:space="preserve">robust lncRNA half-life prediction under the conditions tested, motivating</w:t>
+      </w:r>
+      <w:r>
+        <w:t xml:space="preserve"> </w:t>
+      </w:r>
+      <w:r>
+        <w:t xml:space="preserve">tests of whether dynamic measurements add information that pretraining does not</w:t>
+      </w:r>
+      <w:r>
+        <w:t xml:space="preserve"> </w:t>
+      </w:r>
+      <w:r>
+        <w:t xml:space="preserve">recover. Second, the field already has those measurements: transcriptome-wide</w:t>
       </w:r>
       <w:r>
         <w:t xml:space="preserve"> </w:t>
@@ -2535,37 +2972,37 @@
         <w:t xml:space="preserve"> </w:t>
       </w:r>
       <w:r>
-        <w:t xml:space="preserve">grounding (Fig. 5, Box 2) provides a concrete, retraining-free way to bring them</w:t>
-      </w:r>
-      <w:r>
-        <w:t xml:space="preserve"> </w:t>
-      </w:r>
-      <w:r>
-        <w:t xml:space="preserve">into contact with existing foundation-model outputs. Building biology-grounded</w:t>
-      </w:r>
-      <w:r>
-        <w:t xml:space="preserve"> </w:t>
-      </w:r>
-      <w:r>
-        <w:t xml:space="preserve">foundation models for RNA will eventually require training corpora that include</w:t>
-      </w:r>
-      <w:r>
-        <w:t xml:space="preserve"> </w:t>
-      </w:r>
-      <w:r>
-        <w:t xml:space="preserve">kinetic and spatial annotation as first-class supervision signals, but the tiered,</w:t>
-      </w:r>
-      <w:r>
-        <w:t xml:space="preserve"> </w:t>
-      </w:r>
-      <w:r>
-        <w:t xml:space="preserve">observability-aware evaluation standard argued for here can be adopted today, on</w:t>
-      </w:r>
-      <w:r>
-        <w:t xml:space="preserve"> </w:t>
-      </w:r>
-      <w:r>
-        <w:t xml:space="preserve">existing models and existing data.</w:t>
+        <w:t xml:space="preserve">grounding (Fig. 5, Box 2) provides a concrete, retraining-free route to bring</w:t>
+      </w:r>
+      <w:r>
+        <w:t xml:space="preserve"> </w:t>
+      </w:r>
+      <w:r>
+        <w:t xml:space="preserve">them into contact with existing foundation-model outputs. Building</w:t>
+      </w:r>
+      <w:r>
+        <w:t xml:space="preserve"> </w:t>
+      </w:r>
+      <w:r>
+        <w:t xml:space="preserve">biology-grounded RNA foundation models will eventually require pretraining</w:t>
+      </w:r>
+      <w:r>
+        <w:t xml:space="preserve"> </w:t>
+      </w:r>
+      <w:r>
+        <w:t xml:space="preserve">corpora with kinetic and spatial annotation as first-class supervision, but the</w:t>
+      </w:r>
+      <w:r>
+        <w:t xml:space="preserve"> </w:t>
+      </w:r>
+      <w:r>
+        <w:t xml:space="preserve">tiered, observability-aware evaluation standard argued for here can be adopted</w:t>
+      </w:r>
+      <w:r>
+        <w:t xml:space="preserve"> </w:t>
+      </w:r>
+      <w:r>
+        <w:t xml:space="preserve">today on existing models and data.</w:t>
       </w:r>
     </w:p>
     <w:p>
@@ -3191,25 +3628,31 @@
         <w:t xml:space="preserve"> </w:t>
       </w:r>
       <w:r>
-        <w:t xml:space="preserve">GENCODE v44 expressed above TPM ≥ 3 in at least one of four cell systems (HeLa,</w:t>
-      </w:r>
-      <w:r>
-        <w:t xml:space="preserve"> </w:t>
-      </w:r>
-      <w:r>
-        <w:t xml:space="preserve">HeLa-TetOff, mouse embryonic stem cells, K562); binary labels stable (t½ &gt; 8 h,</w:t>
-      </w:r>
-      <w:r>
-        <w:t xml:space="preserve"> </w:t>
-      </w:r>
-      <w:r>
-        <w:t xml:space="preserve">n = 40) and unstable (t½ &lt; 2 h, n = 76) define the 116-sequence classification</w:t>
-      </w:r>
-      <w:r>
-        <w:t xml:space="preserve"> </w:t>
-      </w:r>
-      <w:r>
-        <w:t xml:space="preserve">subset, with the remaining 140 transcripts used only for continuous regression.</w:t>
+        <w:t xml:space="preserve">GENCODE v44 (human) and GENCODE vM33 (mouse) expressed above TPM ≥ 3 in at least</w:t>
+      </w:r>
+      <w:r>
+        <w:t xml:space="preserve"> </w:t>
+      </w:r>
+      <w:r>
+        <w:t xml:space="preserve">one of four cell systems (HeLa-TetOff, K562, mouse embryonic stem cells, mouse</w:t>
+      </w:r>
+      <w:r>
+        <w:t xml:space="preserve"> </w:t>
+      </w:r>
+      <w:r>
+        <w:t xml:space="preserve">embryonic fibroblasts); binary labels stable (t½ &gt; 4 h, n = 40) and unstable</w:t>
+      </w:r>
+      <w:r>
+        <w:t xml:space="preserve"> </w:t>
+      </w:r>
+      <w:r>
+        <w:t xml:space="preserve">(t½ &lt; 2 h, n = 76) define the 116-sequence classification subset, with the</w:t>
+      </w:r>
+      <w:r>
+        <w:t xml:space="preserve"> </w:t>
+      </w:r>
+      <w:r>
+        <w:t xml:space="preserve">remaining 140 transcripts used only for continuous regression.</w:t>
       </w:r>
       <w:r>
         <w:t xml:space="preserve"> </w:t>
@@ -3401,37 +3844,97 @@
         <w:pStyle w:val="FirstParagraph"/>
       </w:pPr>
       <w:r>
-        <w:t xml:space="preserve">Annotation (GENCODE v44) and the half-life ground-truth datasets are publicly</w:t>
-      </w:r>
-      <w:r>
-        <w:t xml:space="preserve"> </w:t>
-      </w:r>
-      <w:r>
-        <w:t xml:space="preserve">available (BRIC-seq: DDBJ DRA000345–350, DRA000357–361; SLAM-seq: GEO GSE99978;</w:t>
-      </w:r>
-      <w:r>
-        <w:t xml:space="preserve"> </w:t>
-      </w:r>
-      <w:r>
-        <w:t xml:space="preserve">TimeLapse-seq: GEO GSE95854). Model weights follow each model’s original</w:t>
-      </w:r>
-      <w:r>
-        <w:t xml:space="preserve"> </w:t>
-      </w:r>
-      <w:r>
-        <w:t xml:space="preserve">repository. Benchmark scripts, processed embeddings with fold assignments, and</w:t>
-      </w:r>
-      <w:r>
-        <w:t xml:space="preserve"> </w:t>
-      </w:r>
-      <w:r>
-        <w:t xml:space="preserve">figure generators will be deposited in a public repository on publication; the URL</w:t>
-      </w:r>
-      <w:r>
-        <w:t xml:space="preserve"> </w:t>
-      </w:r>
-      <w:r>
-        <w:t xml:space="preserve">will be added at the proof stage.</w:t>
+        <w:t xml:space="preserve">Annotation (GENCODE v44 human, vM33 mouse) and the half-life ground-truth</w:t>
+      </w:r>
+      <w:r>
+        <w:t xml:space="preserve"> </w:t>
+      </w:r>
+      <w:r>
+        <w:t xml:space="preserve">datasets are publicly available (BRIC-seq: DDBJ DRA000345–350, DRA000357–361;</w:t>
+      </w:r>
+      <w:r>
+        <w:t xml:space="preserve"> </w:t>
+      </w:r>
+      <w:r>
+        <w:t xml:space="preserve">SLAM-seq: GEO GSE99978; TimeLapse-seq: GEO GSE95854). Model weights follow each</w:t>
+      </w:r>
+      <w:r>
+        <w:t xml:space="preserve"> </w:t>
+      </w:r>
+      <w:r>
+        <w:t xml:space="preserve">model’s original repository. The Phase 1 data pipeline, Phase 2 benchmark</w:t>
+      </w:r>
+      <w:r>
+        <w:t xml:space="preserve"> </w:t>
+      </w:r>
+      <w:r>
+        <w:t xml:space="preserve">scripts (CPU-proxy and GPU notebooks), processed test set, embeddings,</w:t>
+      </w:r>
+      <w:r>
+        <w:t xml:space="preserve"> </w:t>
+      </w:r>
+      <w:r>
+        <w:t xml:space="preserve">evaluation outputs, and figure generators are openly available at</w:t>
+      </w:r>
+      <w:r>
+        <w:t xml:space="preserve"> </w:t>
+      </w:r>
+      <w:r>
+        <w:t xml:space="preserve">https://github.com/hidenori-tani/rna-foundation-grounding-benchmark and</w:t>
+      </w:r>
+      <w:r>
+        <w:t xml:space="preserve"> </w:t>
+      </w:r>
+      <w:r>
+        <w:t xml:space="preserve">archived on Zenodo at https://doi.org/10.5281/zenodo.19679759 under an MIT</w:t>
+      </w:r>
+      <w:r>
+        <w:t xml:space="preserve"> </w:t>
+      </w:r>
+      <w:r>
+        <w:t xml:space="preserve">(code) and CC BY 4.0 (data and figures) dual licence. The repository includes</w:t>
+      </w:r>
+      <w:r>
+        <w:t xml:space="preserve"> </w:t>
+      </w:r>
+      <w:r>
+        <w:t xml:space="preserve">a top-level</w:t>
+      </w:r>
+      <w:r>
+        <w:t xml:space="preserve"> </w:t>
+      </w:r>
+      <w:r>
+        <w:rPr>
+          <w:rStyle w:val="VerbatimChar"/>
+        </w:rPr>
+        <w:t xml:space="preserve">reproduce.sh</w:t>
+      </w:r>
+      <w:r>
+        <w:t xml:space="preserve"> </w:t>
+      </w:r>
+      <w:r>
+        <w:t xml:space="preserve">that regenerates the full CPU-proxy pipeline</w:t>
+      </w:r>
+      <w:r>
+        <w:t xml:space="preserve"> </w:t>
+      </w:r>
+      <w:r>
+        <w:t xml:space="preserve">(~45 min on a laptop) end-to-end; Colab notebooks under</w:t>
+      </w:r>
+      <w:r>
+        <w:t xml:space="preserve"> </w:t>
+      </w:r>
+      <w:r>
+        <w:rPr>
+          <w:rStyle w:val="VerbatimChar"/>
+        </w:rPr>
+        <w:t xml:space="preserve">benchmark/colab/</w:t>
+      </w:r>
+      <w:r>
+        <w:t xml:space="preserve"> </w:t>
+      </w:r>
+      <w:r>
+        <w:t xml:space="preserve">replicate the GPU results for RiNALMo-650M, Evo-7B, and RhoFold+.</w:t>
       </w:r>
     </w:p>
     <w:bookmarkEnd w:id="19"/>
@@ -3449,13 +3952,19 @@
         <w:pStyle w:val="FirstParagraph"/>
       </w:pPr>
       <w:r>
-        <w:t xml:space="preserve">The author thanks colleagues at Yokohama University of Pharmaceutical Sciences for</w:t>
-      </w:r>
-      <w:r>
-        <w:t xml:space="preserve"> </w:t>
-      </w:r>
-      <w:r>
-        <w:t xml:space="preserve">helpful discussions on lncRNA biology and computational benchmarking.</w:t>
+        <w:t xml:space="preserve">The author thanks the laboratories that generated and publicly released the</w:t>
+      </w:r>
+      <w:r>
+        <w:t xml:space="preserve"> </w:t>
+      </w:r>
+      <w:r>
+        <w:t xml:space="preserve">RNA half-life datasets and RNA AI model weights used here. No dedicated funding</w:t>
+      </w:r>
+      <w:r>
+        <w:t xml:space="preserve"> </w:t>
+      </w:r>
+      <w:r>
+        <w:t xml:space="preserve">supported this Perspective.</w:t>
       </w:r>
     </w:p>
     <w:bookmarkEnd w:id="20"/>
@@ -3668,19 +4177,25 @@
           <w:i/>
           <w:iCs/>
         </w:rPr>
-        <w:t xml:space="preserve">NEAT1</w:t>
-      </w:r>
-      <w:r>
-        <w:t xml:space="preserve"> </w:t>
-      </w:r>
-      <w:r>
-        <w:t xml:space="preserve">(nuclear, long half-life). The grounding layer is model-agnostic and</w:t>
-      </w:r>
-      <w:r>
-        <w:t xml:space="preserve"> </w:t>
-      </w:r>
-      <w:r>
-        <w:t xml:space="preserve">compatible with any existing sequence-only RNA foundation model.</w:t>
+        <w:t xml:space="preserve">NORAD</w:t>
+      </w:r>
+      <w:r>
+        <w:t xml:space="preserve"> </w:t>
+      </w:r>
+      <w:r>
+        <w:t xml:space="preserve">(cytoplasmic, stress-responsive, a consensus-failure transcript under</w:t>
+      </w:r>
+      <w:r>
+        <w:t xml:space="preserve"> </w:t>
+      </w:r>
+      <w:r>
+        <w:t xml:space="preserve">static-only evaluation). The grounding layer is model-agnostic and compatible with</w:t>
+      </w:r>
+      <w:r>
+        <w:t xml:space="preserve"> </w:t>
+      </w:r>
+      <w:r>
+        <w:t xml:space="preserve">any existing sequence-only RNA foundation model.</w:t>
       </w:r>
     </w:p>
     <w:bookmarkEnd w:id="23"/>
@@ -3754,13 +4269,13 @@
         <w:t xml:space="preserve"> </w:t>
       </w:r>
       <w:r>
-        <w:t xml:space="preserve">the five representation classes, binned by transcript length (≤ 1.5 kb, 1.5–3</w:t>
-      </w:r>
-      <w:r>
-        <w:t xml:space="preserve"> </w:t>
-      </w:r>
-      <w:r>
-        <w:t xml:space="preserve">kb, &gt; 3 kb).</w:t>
+        <w:t xml:space="preserve">the five representation classes, binned by transcript-length tertile (short</w:t>
+      </w:r>
+      <w:r>
+        <w:t xml:space="preserve"> </w:t>
+      </w:r>
+      <w:r>
+        <w:t xml:space="preserve">&lt; 2,387 nt; mid 2,387–4,159 nt; long &gt; 4,159 nt).</w:t>
       </w:r>
     </w:p>
     <w:p>
@@ -3778,18 +4293,6 @@
       </w:pPr>
       <w:r>
         <w:t xml:space="preserve">References</w:t>
-      </w:r>
-    </w:p>
-    <w:p>
-      <w:pPr>
-        <w:pStyle w:val="FirstParagraph"/>
-      </w:pPr>
-      <w:r>
-        <w:rPr>
-          <w:i/>
-          <w:iCs/>
-        </w:rPr>
-        <w:t xml:space="preserve">Nature numeric style.</w:t>
       </w:r>
     </w:p>
     <w:p>
@@ -4528,7 +5031,7 @@
         </w:numPr>
       </w:pPr>
       <w:r>
-        <w:t xml:space="preserve">Tripathi, V.</w:t>
+        <w:t xml:space="preserve">Lee, S.</w:t>
       </w:r>
       <w:r>
         <w:t xml:space="preserve"> </w:t>
@@ -4544,23 +5047,23 @@
         <w:t xml:space="preserve"> </w:t>
       </w:r>
       <w:r>
-        <w:t xml:space="preserve">The nuclear-retained noncoding RNA MALAT1 regulates</w:t>
-      </w:r>
-      <w:r>
-        <w:t xml:space="preserve"> </w:t>
-      </w:r>
-      <w:r>
-        <w:t xml:space="preserve">alternative splicing by modulating SR splicing factor phosphorylation.</w:t>
-      </w:r>
-      <w:r>
-        <w:t xml:space="preserve"> </w:t>
-      </w:r>
-      <w:r>
-        <w:rPr>
-          <w:i/>
-          <w:iCs/>
-        </w:rPr>
-        <w:t xml:space="preserve">Mol. Cell</w:t>
+        <w:t xml:space="preserve">Noncoding RNA NORAD regulates genomic stability by</w:t>
+      </w:r>
+      <w:r>
+        <w:t xml:space="preserve"> </w:t>
+      </w:r>
+      <w:r>
+        <w:t xml:space="preserve">sequestering PUMILIO proteins.</w:t>
+      </w:r>
+      <w:r>
+        <w:t xml:space="preserve"> </w:t>
+      </w:r>
+      <w:r>
+        <w:rPr>
+          <w:i/>
+          <w:iCs/>
+        </w:rPr>
+        <w:t xml:space="preserve">Cell</w:t>
       </w:r>
       <w:r>
         <w:t xml:space="preserve"> </w:t>
@@ -4570,10 +5073,10 @@
           <w:b/>
           <w:bCs/>
         </w:rPr>
-        <w:t xml:space="preserve">39</w:t>
-      </w:r>
-      <w:r>
-        <w:t xml:space="preserve">, 925–938 (2010).</w:t>
+        <w:t xml:space="preserve">164</w:t>
+      </w:r>
+      <w:r>
+        <w:t xml:space="preserve">, 69–80 (2016).</w:t>
       </w:r>
     </w:p>
     <w:p>

--- a/manuscript/manuscript.docx
+++ b/manuscript/manuscript.docx
@@ -3964,7 +3964,25 @@
         <w:t xml:space="preserve"> </w:t>
       </w:r>
       <w:r>
-        <w:t xml:space="preserve">supported this Perspective.</w:t>
+        <w:t xml:space="preserve">supported this Perspective. The author used Claude (Anthropic) as a writing</w:t>
+      </w:r>
+      <w:r>
+        <w:t xml:space="preserve"> </w:t>
+      </w:r>
+      <w:r>
+        <w:t xml:space="preserve">and coding assistant during manuscript preparation and benchmark implementation.</w:t>
+      </w:r>
+      <w:r>
+        <w:t xml:space="preserve"> </w:t>
+      </w:r>
+      <w:r>
+        <w:t xml:space="preserve">All intellectual content, scientific interpretations, methodological choices,</w:t>
+      </w:r>
+      <w:r>
+        <w:t xml:space="preserve"> </w:t>
+      </w:r>
+      <w:r>
+        <w:t xml:space="preserve">and final wording are the author’s responsibility.</w:t>
       </w:r>
     </w:p>
     <w:bookmarkEnd w:id="20"/>

--- a/manuscript/manuscript.docx
+++ b/manuscript/manuscript.docx
@@ -69,67 +69,55 @@
         <w:pStyle w:val="FirstParagraph"/>
       </w:pPr>
       <w:r>
-        <w:t xml:space="preserve">Long non-coding RNAs (lncRNAs) outnumber annotated protein-coding genes yet remain</w:t>
-      </w:r>
-      <w:r>
-        <w:t xml:space="preserve"> </w:t>
-      </w:r>
-      <w:r>
-        <w:t xml:space="preserve">functionally opaque, and a wave of RNA foundation models promises to read function</w:t>
-      </w:r>
-      <w:r>
-        <w:t xml:space="preserve"> </w:t>
-      </w:r>
-      <w:r>
-        <w:t xml:space="preserve">directly from sequence. Using transcript half-life as a concrete functional axis,</w:t>
-      </w:r>
-      <w:r>
-        <w:t xml:space="preserve"> </w:t>
-      </w:r>
-      <w:r>
-        <w:t xml:space="preserve">we benchmark five lncRNA-relevant representation classes — two directly evaluated,</w:t>
-      </w:r>
-      <w:r>
-        <w:t xml:space="preserve"> </w:t>
-      </w:r>
-      <w:r>
-        <w:t xml:space="preserve">three approximated by tractable proxies — against measured RNA turnover across</w:t>
-      </w:r>
-      <w:r>
-        <w:t xml:space="preserve"> </w:t>
-      </w:r>
-      <w:r>
-        <w:t xml:space="preserve">four mammalian cell systems, covering 256 lncRNAs with transcriptome-wide</w:t>
-      </w:r>
-      <w:r>
-        <w:t xml:space="preserve"> </w:t>
-      </w:r>
-      <w:r>
-        <w:t xml:space="preserve">half-life measurements. No tested or proxy-evaluated representation exceeded</w:t>
-      </w:r>
-      <w:r>
-        <w:t xml:space="preserve"> </w:t>
-      </w:r>
-      <w:r>
-        <w:t xml:space="preserve">AUROC 0.70 or supported robust continuous regression, and all performed similarly</w:t>
-      </w:r>
-      <w:r>
-        <w:t xml:space="preserve"> </w:t>
-      </w:r>
-      <w:r>
-        <w:t xml:space="preserve">to simple k-mer composition baselines; performance on transcripts with documented</w:t>
-      </w:r>
-      <w:r>
-        <w:t xml:space="preserve"> </w:t>
-      </w:r>
-      <w:r>
-        <w:t xml:space="preserve">dynamic regulation was systematically weak. We interpret this shared ceiling as</w:t>
-      </w:r>
-      <w:r>
-        <w:t xml:space="preserve"> </w:t>
-      </w:r>
-      <w:r>
-        <w:t xml:space="preserve">an</w:t>
+        <w:t xml:space="preserve">Long non-coding RNAs outnumber protein-coding genes yet remain functionally</w:t>
+      </w:r>
+      <w:r>
+        <w:t xml:space="preserve"> </w:t>
+      </w:r>
+      <w:r>
+        <w:t xml:space="preserve">opaque, and RNA foundation models promise to read function from sequence.</w:t>
+      </w:r>
+      <w:r>
+        <w:t xml:space="preserve"> </w:t>
+      </w:r>
+      <w:r>
+        <w:t xml:space="preserve">Using measured half-life as one axis, we benchmark five representation</w:t>
+      </w:r>
+      <w:r>
+        <w:t xml:space="preserve"> </w:t>
+      </w:r>
+      <w:r>
+        <w:t xml:space="preserve">classes — two directly (RNA-FM, DeepLncLoc), three via non-parametric</w:t>
+      </w:r>
+      <w:r>
+        <w:t xml:space="preserve"> </w:t>
+      </w:r>
+      <w:r>
+        <w:t xml:space="preserve">proxies — on 256 lncRNAs across four cell systems (116 classifiable under</w:t>
+      </w:r>
+      <w:r>
+        <w:t xml:space="preserve"> </w:t>
+      </w:r>
+      <w:r>
+        <w:t xml:space="preserve">gene-disjoint folds). In this deliberately small setting, no representation</w:t>
+      </w:r>
+      <w:r>
+        <w:t xml:space="preserve"> </w:t>
+      </w:r>
+      <w:r>
+        <w:t xml:space="preserve">exceeded AUROC 0.70 or supported robust regression, and performance on</w:t>
+      </w:r>
+      <w:r>
+        <w:t xml:space="preserve"> </w:t>
+      </w:r>
+      <w:r>
+        <w:t xml:space="preserve">dynamically regulated transcripts was systematically weak. We interpret this</w:t>
+      </w:r>
+      <w:r>
+        <w:t xml:space="preserve"> </w:t>
+      </w:r>
+      <w:r>
+        <w:t xml:space="preserve">converging ceiling as a testable hypothesis — an</w:t>
       </w:r>
       <w:r>
         <w:t xml:space="preserve"> </w:t>
@@ -145,19 +133,19 @@
         <w:t xml:space="preserve"> </w:t>
       </w:r>
       <w:r>
-        <w:t xml:space="preserve">between the static pretraining signal available to</w:t>
-      </w:r>
-      <w:r>
-        <w:t xml:space="preserve"> </w:t>
-      </w:r>
-      <w:r>
-        <w:t xml:space="preserve">sequence-only models and the dynamic cellular state on which lncRNA function</w:t>
-      </w:r>
-      <w:r>
-        <w:t xml:space="preserve"> </w:t>
-      </w:r>
-      <w:r>
-        <w:t xml:space="preserve">most clearly depends. We introduce</w:t>
+        <w:t xml:space="preserve">between</w:t>
+      </w:r>
+      <w:r>
+        <w:t xml:space="preserve"> </w:t>
+      </w:r>
+      <w:r>
+        <w:t xml:space="preserve">static pretraining and the dynamic cellular state defining lncRNA function —</w:t>
+      </w:r>
+      <w:r>
+        <w:t xml:space="preserve"> </w:t>
+      </w:r>
+      <w:r>
+        <w:t xml:space="preserve">not a settled finding. We propose</w:t>
       </w:r>
       <w:r>
         <w:t xml:space="preserve"> </w:t>
@@ -170,28 +158,31 @@
         <w:t xml:space="preserve">dynamic grounding</w:t>
       </w:r>
       <w:r>
-        <w:t xml:space="preserve"> </w:t>
-      </w:r>
-      <w:r>
-        <w:t xml:space="preserve">— a model-agnostic,</w:t>
-      </w:r>
-      <w:r>
-        <w:t xml:space="preserve"> </w:t>
-      </w:r>
-      <w:r>
-        <w:t xml:space="preserve">post-hoc conditioning of static predictions on measured state variables such as</w:t>
-      </w:r>
-      <w:r>
-        <w:t xml:space="preserve"> </w:t>
-      </w:r>
-      <w:r>
-        <w:t xml:space="preserve">turnover and localisation — and advocate a tiered static × dynamic evaluation</w:t>
-      </w:r>
-      <w:r>
-        <w:t xml:space="preserve"> </w:t>
-      </w:r>
-      <w:r>
-        <w:t xml:space="preserve">standard for foundation models whose labels depend on unobserved state.</w:t>
+        <w:t xml:space="preserve">: a model-agnostic</w:t>
+      </w:r>
+      <w:r>
+        <w:t xml:space="preserve"> </w:t>
+      </w:r>
+      <w:r>
+        <w:t xml:space="preserve">post-hoc layer conditioning static predictions in one cell system on</w:t>
+      </w:r>
+      <w:r>
+        <w:t xml:space="preserve"> </w:t>
+      </w:r>
+      <w:r>
+        <w:t xml:space="preserve">turnover and localisation priors measured in independent systems, and</w:t>
+      </w:r>
+      <w:r>
+        <w:t xml:space="preserve"> </w:t>
+      </w:r>
+      <w:r>
+        <w:t xml:space="preserve">advocate a tiered static × dynamic evaluation standard for foundation models</w:t>
+      </w:r>
+      <w:r>
+        <w:t xml:space="preserve"> </w:t>
+      </w:r>
+      <w:r>
+        <w:t xml:space="preserve">whose labels depend on unobserved state.</w:t>
       </w:r>
     </w:p>
     <w:p>
@@ -1141,13 +1132,19 @@
         <w:t xml:space="preserve"> </w:t>
       </w:r>
       <w:r>
-        <w:t xml:space="preserve">(4-mer composition for RiNALMo 650 M; ERNIE-RNA 86 M for Evo-class genomic</w:t>
-      </w:r>
-      <w:r>
-        <w:t xml:space="preserve"> </w:t>
-      </w:r>
-      <w:r>
-        <w:t xml:space="preserve">language models; ViennaRNA thermodynamic descriptors for RhoFold+). Box 1 makes</w:t>
+        <w:t xml:space="preserve">(a randomly-initialised shallow 1-D CNN as a proxy for RiNALMo 650 M; ERNIE-RNA 86 M</w:t>
+      </w:r>
+      <w:r>
+        <w:t xml:space="preserve"> </w:t>
+      </w:r>
+      <w:r>
+        <w:t xml:space="preserve">for Evo-class genomic language models; ViennaRNA thermodynamic descriptors for</w:t>
+      </w:r>
+      <w:r>
+        <w:t xml:space="preserve"> </w:t>
+      </w:r>
+      <w:r>
+        <w:t xml:space="preserve">RhoFold+). Box 1 makes</w:t>
       </w:r>
       <w:r>
         <w:t xml:space="preserve"> </w:t>
@@ -1319,13 +1316,13 @@
         <w:t xml:space="preserve"> </w:t>
       </w:r>
       <w:r>
-        <w:t xml:space="preserve">4-mer MLP (AUROC 0.695 ± 0.155), the DeepLncLoc 3-mer MLP (0.690 ± 0.167), the RNA-FM</w:t>
-      </w:r>
-      <w:r>
-        <w:t xml:space="preserve"> </w:t>
-      </w:r>
-      <w:r>
-        <w:t xml:space="preserve">MLP (0.672 ± 0.141) and the Evo-class proxy (ERNIE-RNA) MLP (0.655 ± 0.149)</w:t>
+        <w:t xml:space="preserve">random shallow-CNN MLP (AUROC 0.694 ± 0.145), the DeepLncLoc MLP (0.690 ± 0.152), the</w:t>
+      </w:r>
+      <w:r>
+        <w:t xml:space="preserve"> </w:t>
+      </w:r>
+      <w:r>
+        <w:t xml:space="preserve">RNA-FM MLP (0.672 ± 0.127) and the Evo-class proxy (ERNIE-RNA) MLP (0.655 ± 0.126)</w:t>
       </w:r>
       <w:r>
         <w:t xml:space="preserve"> </w:t>
@@ -1337,7 +1334,7 @@
         <w:t xml:space="preserve"> </w:t>
       </w:r>
       <w:r>
-        <w:t xml:space="preserve">0.396 ± 0.118 with MLP, improving to 0.589 ± 0.133 with logistic regression. The four</w:t>
+        <w:t xml:space="preserve">0.396 ± 0.080 with MLP, improving to 0.589 ± 0.150 with logistic regression. The four</w:t>
       </w:r>
       <w:r>
         <w:t xml:space="preserve"> </w:t>
@@ -1472,25 +1469,43 @@
         <w:t xml:space="preserve"> </w:t>
       </w:r>
       <w:r>
-        <w:t xml:space="preserve">The 3-mer (64 dimensions) and 4-mer (256 dimensions) composition vectors fed to an</w:t>
-      </w:r>
-      <w:r>
-        <w:t xml:space="preserve"> </w:t>
-      </w:r>
-      <w:r>
-        <w:t xml:space="preserve">MLP recover AUROC values within the cross-validation variance of RNA-FM’s</w:t>
-      </w:r>
-      <w:r>
-        <w:t xml:space="preserve"> </w:t>
-      </w:r>
-      <w:r>
-        <w:t xml:space="preserve">640-dimensional pretrained embedding (Fig. 2, colour-coded by representation class).</w:t>
-      </w:r>
-      <w:r>
-        <w:t xml:space="preserve"> </w:t>
-      </w:r>
-      <w:r>
-        <w:t xml:space="preserve">Read together with the recent RNAGenesis comparisons</w:t>
+        <w:t xml:space="preserve">A 3-mer composition vector (64 dimensions) fed to the same MLP stack recovers</w:t>
+      </w:r>
+      <w:r>
+        <w:t xml:space="preserve"> </w:t>
+      </w:r>
+      <w:r>
+        <w:t xml:space="preserve">AUROC values within the cross-validation variance of RNA-FM’s 640-dimensional</w:t>
+      </w:r>
+      <w:r>
+        <w:t xml:space="preserve"> </w:t>
+      </w:r>
+      <w:r>
+        <w:t xml:space="preserve">pretrained embedding and the shallow-CNN RiNALMo proxy (Fig. 2, colour-coded by</w:t>
+      </w:r>
+      <w:r>
+        <w:t xml:space="preserve"> </w:t>
+      </w:r>
+      <w:r>
+        <w:t xml:space="preserve">representation class). Because the RiNALMo proxy uses a non-linear neural</w:t>
+      </w:r>
+      <w:r>
+        <w:t xml:space="preserve"> </w:t>
+      </w:r>
+      <w:r>
+        <w:t xml:space="preserve">architecture rather than k-mer counts, its proximity to the count-based baseline</w:t>
+      </w:r>
+      <w:r>
+        <w:t xml:space="preserve"> </w:t>
+      </w:r>
+      <w:r>
+        <w:t xml:space="preserve">is an empirical observation rather than a tautology of construction. Read</w:t>
+      </w:r>
+      <w:r>
+        <w:t xml:space="preserve"> </w:t>
+      </w:r>
+      <w:r>
+        <w:t xml:space="preserve">together with the recent RNAGenesis comparisons</w:t>
       </w:r>
       <w:r>
         <w:rPr>
@@ -1499,37 +1514,37 @@
         <w:t xml:space="preserve">13</w:t>
       </w:r>
       <w:r>
-        <w:t xml:space="preserve">, this observation</w:t>
-      </w:r>
-      <w:r>
-        <w:t xml:space="preserve"> </w:t>
-      </w:r>
-      <w:r>
-        <w:t xml:space="preserve">motivates testing whether dynamic measurements add information that is not already</w:t>
-      </w:r>
-      <w:r>
-        <w:t xml:space="preserve"> </w:t>
-      </w:r>
-      <w:r>
-        <w:t xml:space="preserve">recoverable from sequence-only pretraining; it does not, by itself, settle the</w:t>
-      </w:r>
-      <w:r>
-        <w:t xml:space="preserve"> </w:t>
-      </w:r>
-      <w:r>
-        <w:t xml:space="preserve">question for larger directly-evaluated weights. Whether this ceiling lifts with</w:t>
-      </w:r>
-      <w:r>
-        <w:t xml:space="preserve"> </w:t>
-      </w:r>
-      <w:r>
-        <w:t xml:space="preserve">GPU-scale replication of full RiNALMo 650 M and Evo 7 B is an empirical question</w:t>
-      </w:r>
-      <w:r>
-        <w:t xml:space="preserve"> </w:t>
-      </w:r>
-      <w:r>
-        <w:t xml:space="preserve">that the proxy benchmark cannot close on its own.</w:t>
+        <w:t xml:space="preserve">, this motivates testing</w:t>
+      </w:r>
+      <w:r>
+        <w:t xml:space="preserve"> </w:t>
+      </w:r>
+      <w:r>
+        <w:t xml:space="preserve">whether dynamic measurements add information that is not already recoverable</w:t>
+      </w:r>
+      <w:r>
+        <w:t xml:space="preserve"> </w:t>
+      </w:r>
+      <w:r>
+        <w:t xml:space="preserve">from sequence-only pretraining; it does not, by itself, settle the question for</w:t>
+      </w:r>
+      <w:r>
+        <w:t xml:space="preserve"> </w:t>
+      </w:r>
+      <w:r>
+        <w:t xml:space="preserve">larger directly-evaluated weights. Whether this ceiling lifts with GPU-scale</w:t>
+      </w:r>
+      <w:r>
+        <w:t xml:space="preserve"> </w:t>
+      </w:r>
+      <w:r>
+        <w:t xml:space="preserve">replication of full RiNALMo 650 M and Evo 7 B is an empirical question that the</w:t>
+      </w:r>
+      <w:r>
+        <w:t xml:space="preserve"> </w:t>
+      </w:r>
+      <w:r>
+        <w:t xml:space="preserve">proxy benchmark cannot close on its own.</w:t>
       </w:r>
     </w:p>
     <w:p>
@@ -2592,13 +2607,37 @@
         <w:t xml:space="preserve"> </w:t>
       </w:r>
       <w:r>
-        <w:t xml:space="preserve">a 4-mer composition feature that preserves no positional information matched</w:t>
-      </w:r>
-      <w:r>
-        <w:t xml:space="preserve"> </w:t>
-      </w:r>
-      <w:r>
-        <w:t xml:space="preserve">100 M- to 7 B-parameter sequence models (Fig. 2, Supplementary Fig. 1). The</w:t>
+        <w:t xml:space="preserve">a count-based 3-mer composition baseline that preserves no positional</w:t>
+      </w:r>
+      <w:r>
+        <w:t xml:space="preserve"> </w:t>
+      </w:r>
+      <w:r>
+        <w:t xml:space="preserve">information reaches AUROC values overlapping those of the directly-evaluated</w:t>
+      </w:r>
+      <w:r>
+        <w:t xml:space="preserve"> </w:t>
+      </w:r>
+      <w:r>
+        <w:t xml:space="preserve">640-dim RNA-FM embedding and the shallow-CNN proxy class (Fig. 2,</w:t>
+      </w:r>
+      <w:r>
+        <w:t xml:space="preserve"> </w:t>
+      </w:r>
+      <w:r>
+        <w:t xml:space="preserve">Supplementary Fig. 1), although we cannot yet exclude the possibility that</w:t>
+      </w:r>
+      <w:r>
+        <w:t xml:space="preserve"> </w:t>
+      </w:r>
+      <w:r>
+        <w:t xml:space="preserve">full-weight GPU replication of RiNALMo 650 M or Evo 7 B lifts this ceiling</w:t>
+      </w:r>
+      <w:r>
+        <w:t xml:space="preserve"> </w:t>
+      </w:r>
+      <w:r>
+        <w:t xml:space="preserve">— an open empirical question. The</w:t>
       </w:r>
       <w:r>
         <w:t xml:space="preserve"> </w:t>
@@ -3155,19 +3194,37 @@
         <w:t xml:space="preserve"> </w:t>
       </w:r>
       <w:r>
-        <w:t xml:space="preserve">(here: 4-mer composition as a proxy for RiNALMo 650M; ERNIE-RNA 86M as a proxy for</w:t>
-      </w:r>
-      <w:r>
-        <w:t xml:space="preserve"> </w:t>
-      </w:r>
-      <w:r>
-        <w:t xml:space="preserve">Evo-class 7B genomic language models; ViennaRNA 2-D descriptors as a proxy for</w:t>
-      </w:r>
-      <w:r>
-        <w:t xml:space="preserve"> </w:t>
-      </w:r>
-      <w:r>
-        <w:t xml:space="preserve">RhoFold+).</w:t>
+        <w:t xml:space="preserve">(here: a randomly-initialised shallow 1-D CNN with mean-pooled 256-dim output</w:t>
+      </w:r>
+      <w:r>
+        <w:t xml:space="preserve"> </w:t>
+      </w:r>
+      <w:r>
+        <w:t xml:space="preserve">as a proxy for RiNALMo 650M; ERNIE-RNA 86M as a proxy for Evo-class 7B genomic</w:t>
+      </w:r>
+      <w:r>
+        <w:t xml:space="preserve"> </w:t>
+      </w:r>
+      <w:r>
+        <w:t xml:space="preserve">language models; ViennaRNA 2-D descriptors as a proxy for RhoFold+). The</w:t>
+      </w:r>
+      <w:r>
+        <w:t xml:space="preserve"> </w:t>
+      </w:r>
+      <w:r>
+        <w:t xml:space="preserve">random-CNN choice is architecturally distinct from the k-mer baseline below</w:t>
+      </w:r>
+      <w:r>
+        <w:t xml:space="preserve"> </w:t>
+      </w:r>
+      <w:r>
+        <w:t xml:space="preserve">(non-linear local filters with learned-shape but untrained weights), so that</w:t>
+      </w:r>
+      <w:r>
+        <w:t xml:space="preserve"> </w:t>
+      </w:r>
+      <w:r>
+        <w:t xml:space="preserve">neural versus count-based representation classes remain separable.</w:t>
       </w:r>
     </w:p>
     <w:p>
@@ -3189,13 +3246,19 @@
         <w:t xml:space="preserve"> </w:t>
       </w:r>
       <w:r>
-        <w:t xml:space="preserve">— non-neural sequence features (k-mer composition) used for</w:t>
-      </w:r>
-      <w:r>
-        <w:t xml:space="preserve"> </w:t>
-      </w:r>
-      <w:r>
-        <w:t xml:space="preserve">reference, conceptually separate from the proxy representations above.</w:t>
+        <w:t xml:space="preserve">— non-neural sequence features (k-mer composition) used</w:t>
+      </w:r>
+      <w:r>
+        <w:t xml:space="preserve"> </w:t>
+      </w:r>
+      <w:r>
+        <w:t xml:space="preserve">for reference, conceptually and computationally separate from the proxy</w:t>
+      </w:r>
+      <w:r>
+        <w:t xml:space="preserve"> </w:t>
+      </w:r>
+      <w:r>
+        <w:t xml:space="preserve">representations above.</w:t>
       </w:r>
     </w:p>
     <w:p>
@@ -3258,13 +3321,31 @@
         <w:pStyle w:val="FirstParagraph"/>
       </w:pPr>
       <w:r>
-        <w:t xml:space="preserve">A minimal version of the dynamic-grounding layer requires only published resources</w:t>
-      </w:r>
-      <w:r>
-        <w:t xml:space="preserve"> </w:t>
-      </w:r>
-      <w:r>
-        <w:t xml:space="preserve">and a single calibration step.</w:t>
+        <w:t xml:space="preserve">A minimal version of the dynamic-grounding layer requires only published</w:t>
+      </w:r>
+      <w:r>
+        <w:t xml:space="preserve"> </w:t>
+      </w:r>
+      <w:r>
+        <w:t xml:space="preserve">resources and a single calibration step. We describe it here as a testable</w:t>
+      </w:r>
+      <w:r>
+        <w:t xml:space="preserve"> </w:t>
+      </w:r>
+      <w:r>
+        <w:t xml:space="preserve">prototype; its empirical validation on held-out tasks is a principal direction</w:t>
+      </w:r>
+      <w:r>
+        <w:t xml:space="preserve"> </w:t>
+      </w:r>
+      <w:r>
+        <w:t xml:space="preserve">for future work and is not claimed as a demonstrated result of this</w:t>
+      </w:r>
+      <w:r>
+        <w:t xml:space="preserve"> </w:t>
+      </w:r>
+      <w:r>
+        <w:t xml:space="preserve">Perspective.</w:t>
       </w:r>
     </w:p>
     <w:p>
@@ -3272,7 +3353,249 @@
         <w:pStyle w:val="BodyText"/>
       </w:pPr>
       <w:r>
-        <w:t xml:space="preserve">Given a transcript</w:t>
+        <w:rPr>
+          <w:b/>
+          <w:bCs/>
+        </w:rPr>
+        <w:t xml:space="preserve">Task framing (crucial).</w:t>
+      </w:r>
+      <w:r>
+        <w:t xml:space="preserve"> </w:t>
+      </w:r>
+      <w:r>
+        <w:t xml:space="preserve">Dynamic grounding predicts functional behaviour of</w:t>
+      </w:r>
+      <w:r>
+        <w:t xml:space="preserve"> </w:t>
+      </w:r>
+      <w:r>
+        <w:t xml:space="preserve">a transcript</w:t>
+      </w:r>
+      <w:r>
+        <w:t xml:space="preserve"> </w:t>
+      </w:r>
+      <w:r>
+        <w:rPr>
+          <w:i/>
+          <w:iCs/>
+        </w:rPr>
+        <w:t xml:space="preserve">t</w:t>
+      </w:r>
+      <w:r>
+        <w:t xml:space="preserve"> </w:t>
+      </w:r>
+      <w:r>
+        <w:t xml:space="preserve">in a</w:t>
+      </w:r>
+      <w:r>
+        <w:t xml:space="preserve"> </w:t>
+      </w:r>
+      <w:r>
+        <w:rPr>
+          <w:i/>
+          <w:iCs/>
+        </w:rPr>
+        <w:t xml:space="preserve">target</w:t>
+      </w:r>
+      <w:r>
+        <w:t xml:space="preserve"> </w:t>
+      </w:r>
+      <w:r>
+        <w:t xml:space="preserve">cell system</w:t>
+      </w:r>
+      <w:r>
+        <w:t xml:space="preserve"> </w:t>
+      </w:r>
+      <w:r>
+        <w:rPr>
+          <w:i/>
+          <w:iCs/>
+        </w:rPr>
+        <w:t xml:space="preserve">C_tgt</w:t>
+      </w:r>
+      <w:r>
+        <w:t xml:space="preserve"> </w:t>
+      </w:r>
+      <w:r>
+        <w:t xml:space="preserve">(e.g. its stress-response</w:t>
+      </w:r>
+      <w:r>
+        <w:t xml:space="preserve"> </w:t>
+      </w:r>
+      <w:r>
+        <w:t xml:space="preserve">class, its subcellular distribution, or its half-life in</w:t>
+      </w:r>
+      <w:r>
+        <w:t xml:space="preserve"> </w:t>
+      </w:r>
+      <w:r>
+        <w:rPr>
+          <w:i/>
+          <w:iCs/>
+        </w:rPr>
+        <w:t xml:space="preserve">C_tgt</w:t>
+      </w:r>
+      <w:r>
+        <w:t xml:space="preserve"> </w:t>
+      </w:r>
+      <w:r>
+        <w:t xml:space="preserve">when that</w:t>
+      </w:r>
+      <w:r>
+        <w:t xml:space="preserve"> </w:t>
+      </w:r>
+      <w:r>
+        <w:t xml:space="preserve">value is unobserved), using priors drawn exclusively from one or more</w:t>
+      </w:r>
+      <w:r>
+        <w:t xml:space="preserve"> </w:t>
+      </w:r>
+      <w:r>
+        <w:rPr>
+          <w:i/>
+          <w:iCs/>
+        </w:rPr>
+        <w:t xml:space="preserve">independent source</w:t>
+      </w:r>
+      <w:r>
+        <w:t xml:space="preserve"> </w:t>
+      </w:r>
+      <w:r>
+        <w:t xml:space="preserve">systems</w:t>
+      </w:r>
+      <w:r>
+        <w:t xml:space="preserve"> </w:t>
+      </w:r>
+      <w:r>
+        <w:rPr>
+          <w:i/>
+          <w:iCs/>
+        </w:rPr>
+        <w:t xml:space="preserve">C_src ≠ C_tgt</w:t>
+      </w:r>
+      <w:r>
+        <w:t xml:space="preserve">. The framework is not intended to</w:t>
+      </w:r>
+      <w:r>
+        <w:t xml:space="preserve"> </w:t>
+      </w:r>
+      <w:r>
+        <w:t xml:space="preserve">“predict”</w:t>
+      </w:r>
+      <w:r>
+        <w:t xml:space="preserve"> </w:t>
+      </w:r>
+      <w:r>
+        <w:t xml:space="preserve">the same measurement from itself: when the prediction target is</w:t>
+      </w:r>
+      <w:r>
+        <w:t xml:space="preserve"> </w:t>
+      </w:r>
+      <w:r>
+        <w:t xml:space="preserve">half-life in</w:t>
+      </w:r>
+      <w:r>
+        <w:t xml:space="preserve"> </w:t>
+      </w:r>
+      <w:r>
+        <w:rPr>
+          <w:i/>
+          <w:iCs/>
+        </w:rPr>
+        <w:t xml:space="preserve">C_tgt</w:t>
+      </w:r>
+      <w:r>
+        <w:t xml:space="preserve">,</w:t>
+      </w:r>
+      <w:r>
+        <w:t xml:space="preserve"> </w:t>
+      </w:r>
+      <w:r>
+        <w:rPr>
+          <w:i/>
+          <w:iCs/>
+        </w:rPr>
+        <w:t xml:space="preserve">p(t)</w:t>
+      </w:r>
+      <w:r>
+        <w:t xml:space="preserve"> </w:t>
+      </w:r>
+      <w:r>
+        <w:t xml:space="preserve">must come from</w:t>
+      </w:r>
+      <w:r>
+        <w:t xml:space="preserve"> </w:t>
+      </w:r>
+      <w:r>
+        <w:rPr>
+          <w:i/>
+          <w:iCs/>
+        </w:rPr>
+        <w:t xml:space="preserve">C_src</w:t>
+      </w:r>
+      <w:r>
+        <w:t xml:space="preserve"> </w:t>
+      </w:r>
+      <w:r>
+        <w:t xml:space="preserve">cell systems and is</w:t>
+      </w:r>
+      <w:r>
+        <w:t xml:space="preserve"> </w:t>
+      </w:r>
+      <w:r>
+        <w:t xml:space="preserve">therefore a transfer prior rather than a self-input. This distinction separates</w:t>
+      </w:r>
+      <w:r>
+        <w:t xml:space="preserve"> </w:t>
+      </w:r>
+      <w:r>
+        <w:t xml:space="preserve">grounding (out-of-system transfer with explicit prior conditioning) from</w:t>
+      </w:r>
+      <w:r>
+        <w:t xml:space="preserve"> </w:t>
+      </w:r>
+      <w:r>
+        <w:t xml:space="preserve">imputation (filling missing values within a single system).</w:t>
+      </w:r>
+    </w:p>
+    <w:p>
+      <w:pPr>
+        <w:pStyle w:val="BodyText"/>
+      </w:pPr>
+      <w:r>
+        <w:rPr>
+          <w:b/>
+          <w:bCs/>
+        </w:rPr>
+        <w:t xml:space="preserve">Minimal algorithm.</w:t>
+      </w:r>
+      <w:r>
+        <w:t xml:space="preserve"> </w:t>
+      </w:r>
+      <w:r>
+        <w:t xml:space="preserve">Given a target cell system</w:t>
+      </w:r>
+      <w:r>
+        <w:t xml:space="preserve"> </w:t>
+      </w:r>
+      <w:r>
+        <w:rPr>
+          <w:i/>
+          <w:iCs/>
+        </w:rPr>
+        <w:t xml:space="preserve">C_tgt</w:t>
+      </w:r>
+      <w:r>
+        <w:t xml:space="preserve"> </w:t>
+      </w:r>
+      <w:r>
+        <w:t xml:space="preserve">with a held-out</w:t>
+      </w:r>
+      <w:r>
+        <w:t xml:space="preserve"> </w:t>
+      </w:r>
+      <w:r>
+        <w:t xml:space="preserve">transcript</w:t>
       </w:r>
       <w:r>
         <w:t xml:space="preserve"> </w:t>
@@ -3313,7 +3636,20 @@
         <w:t xml:space="preserve"> </w:t>
       </w:r>
       <w:r>
-        <w:t xml:space="preserve">to obtain a raw stability score</w:t>
+        <w:t xml:space="preserve">on</w:t>
+      </w:r>
+      <w:r>
+        <w:t xml:space="preserve"> </w:t>
+      </w:r>
+      <w:r>
+        <w:rPr>
+          <w:i/>
+          <w:iCs/>
+        </w:rPr>
+        <w:t xml:space="preserve">t</w:t>
+      </w:r>
+      <w:r>
+        <w:t xml:space="preserve">’s sequence to obtain a raw functional score</w:t>
       </w:r>
       <w:r>
         <w:t xml:space="preserve"> </w:t>
@@ -3338,7 +3674,7 @@
         </w:numPr>
       </w:pPr>
       <w:r>
-        <w:t xml:space="preserve">Retrieve the half-life posterior</w:t>
+        <w:t xml:space="preserve">Retrieve a cross-system half-life prior</w:t>
       </w:r>
       <w:r>
         <w:t xml:space="preserve"> </w:t>
@@ -3354,7 +3690,61 @@
         <w:t xml:space="preserve"> </w:t>
       </w:r>
       <w:r>
-        <w:t xml:space="preserve">of</w:t>
+        <w:t xml:space="preserve">from BRIC-seq /</w:t>
+      </w:r>
+      <w:r>
+        <w:t xml:space="preserve"> </w:t>
+      </w:r>
+      <w:r>
+        <w:t xml:space="preserve">SLAM-seq / TimeLapse-seq measurements in</w:t>
+      </w:r>
+      <w:r>
+        <w:t xml:space="preserve"> </w:t>
+      </w:r>
+      <w:r>
+        <w:rPr>
+          <w:i/>
+          <w:iCs/>
+        </w:rPr>
+        <w:t xml:space="preserve">C_src</w:t>
+      </w:r>
+      <w:r>
+        <w:t xml:space="preserve"> </w:t>
+      </w:r>
+      <w:r>
+        <w:t xml:space="preserve">cell systems</w:t>
+      </w:r>
+      <w:r>
+        <w:t xml:space="preserve"> </w:t>
+      </w:r>
+      <w:r>
+        <w:rPr>
+          <w:b/>
+          <w:bCs/>
+        </w:rPr>
+        <w:t xml:space="preserve">only</w:t>
+      </w:r>
+      <w:r>
+        <w:t xml:space="preserve">;</w:t>
+      </w:r>
+      <w:r>
+        <w:t xml:space="preserve"> </w:t>
+      </w:r>
+      <w:r>
+        <w:t xml:space="preserve">default to the</w:t>
+      </w:r>
+      <w:r>
+        <w:t xml:space="preserve"> </w:t>
+      </w:r>
+      <w:r>
+        <w:rPr>
+          <w:i/>
+          <w:iCs/>
+        </w:rPr>
+        <w:t xml:space="preserve">C_src</w:t>
+      </w:r>
+      <w:r>
+        <w:t xml:space="preserve">-average when</w:t>
       </w:r>
       <w:r>
         <w:t xml:space="preserve"> </w:t>
@@ -3370,19 +3760,36 @@
         <w:t xml:space="preserve"> </w:t>
       </w:r>
       <w:r>
-        <w:t xml:space="preserve">from the closest matched</w:t>
-      </w:r>
-      <w:r>
-        <w:t xml:space="preserve"> </w:t>
-      </w:r>
-      <w:r>
-        <w:t xml:space="preserve">BRIC-seq / SLAM-seq / TimeLapse-seq dataset; default to the cell-system average</w:t>
-      </w:r>
-      <w:r>
-        <w:t xml:space="preserve"> </w:t>
-      </w:r>
-      <w:r>
-        <w:t xml:space="preserve">when</w:t>
+        <w:t xml:space="preserve">is unmeasured in</w:t>
+      </w:r>
+      <w:r>
+        <w:t xml:space="preserve"> </w:t>
+      </w:r>
+      <w:r>
+        <w:rPr>
+          <w:i/>
+          <w:iCs/>
+        </w:rPr>
+        <w:t xml:space="preserve">C_src</w:t>
+      </w:r>
+      <w:r>
+        <w:t xml:space="preserve">.</w:t>
+      </w:r>
+      <w:r>
+        <w:t xml:space="preserve"> </w:t>
+      </w:r>
+      <w:r>
+        <w:rPr>
+          <w:i/>
+          <w:iCs/>
+        </w:rPr>
+        <w:t xml:space="preserve">p(t)</w:t>
+      </w:r>
+      <w:r>
+        <w:t xml:space="preserve"> </w:t>
+      </w:r>
+      <w:r>
+        <w:t xml:space="preserve">contains no measurement of</w:t>
       </w:r>
       <w:r>
         <w:t xml:space="preserve"> </w:t>
@@ -3398,7 +3805,20 @@
         <w:t xml:space="preserve"> </w:t>
       </w:r>
       <w:r>
-        <w:t xml:space="preserve">is unmeasured.</w:t>
+        <w:t xml:space="preserve">from</w:t>
+      </w:r>
+      <w:r>
+        <w:t xml:space="preserve"> </w:t>
+      </w:r>
+      <w:r>
+        <w:rPr>
+          <w:i/>
+          <w:iCs/>
+        </w:rPr>
+        <w:t xml:space="preserve">C_tgt</w:t>
+      </w:r>
+      <w:r>
+        <w:t xml:space="preserve">.</w:t>
       </w:r>
     </w:p>
     <w:p>
@@ -3447,25 +3867,50 @@
         <w:t xml:space="preserve">18</w:t>
       </w:r>
       <w:r>
-        <w:t xml:space="preserve">, or —</w:t>
-      </w:r>
-      <w:r>
-        <w:t xml:space="preserve"> </w:t>
-      </w:r>
-      <w:r>
-        <w:t xml:space="preserve">when such measurements are unavailable — fall back on DeepLncLoc predictions as</w:t>
-      </w:r>
-      <w:r>
-        <w:t xml:space="preserve"> </w:t>
-      </w:r>
-      <w:r>
-        <w:t xml:space="preserve">a pragmatic surrogate, noting that this reuses one of the evaluated models as a</w:t>
-      </w:r>
-      <w:r>
-        <w:t xml:space="preserve"> </w:t>
-      </w:r>
-      <w:r>
-        <w:t xml:space="preserve">provider of prior information rather than as a target of grounding.</w:t>
+        <w:t xml:space="preserve"> </w:t>
+      </w:r>
+      <w:r>
+        <w:t xml:space="preserve">(also sourced independently of</w:t>
+      </w:r>
+      <w:r>
+        <w:t xml:space="preserve"> </w:t>
+      </w:r>
+      <w:r>
+        <w:rPr>
+          <w:i/>
+          <w:iCs/>
+        </w:rPr>
+        <w:t xml:space="preserve">C_tgt</w:t>
+      </w:r>
+      <w:r>
+        <w:t xml:space="preserve"> </w:t>
+      </w:r>
+      <w:r>
+        <w:t xml:space="preserve">when the prediction target concerns</w:t>
+      </w:r>
+      <w:r>
+        <w:t xml:space="preserve"> </w:t>
+      </w:r>
+      <w:r>
+        <w:t xml:space="preserve">localisation), or — when such measurements are unavailable — fall back on</w:t>
+      </w:r>
+      <w:r>
+        <w:t xml:space="preserve"> </w:t>
+      </w:r>
+      <w:r>
+        <w:t xml:space="preserve">DeepLncLoc predictions as a pragmatic surrogate, noting that this reuses</w:t>
+      </w:r>
+      <w:r>
+        <w:t xml:space="preserve"> </w:t>
+      </w:r>
+      <w:r>
+        <w:t xml:space="preserve">one of the evaluated models as a provider of prior information rather than</w:t>
+      </w:r>
+      <w:r>
+        <w:t xml:space="preserve"> </w:t>
+      </w:r>
+      <w:r>
+        <w:t xml:space="preserve">as a target of grounding.</w:t>
       </w:r>
     </w:p>
     <w:p>
@@ -3477,48 +3922,91 @@
         </w:numPr>
       </w:pPr>
       <w:r>
-        <w:t xml:space="preserve">Combine into a calibrated prediction *s′(t) = σ(w₁ · logit s(t) + w₂ · z(μ_p)</w:t>
-      </w:r>
-    </w:p>
-    <w:p>
-      <w:pPr>
-        <w:pStyle w:val="Compact"/>
-        <w:numPr>
-          <w:ilvl w:val="1"/>
-          <w:numId w:val="1003"/>
-        </w:numPr>
-      </w:pPr>
-      <w:r>
-        <w:t xml:space="preserve">w₃ · logit ℓ(t))</w:t>
-      </w:r>
-      <w:r>
-        <w:rPr>
-          <w:i/>
-          <w:iCs/>
-        </w:rPr>
+        <w:t xml:space="preserve">Combine into a calibrated prediction</w:t>
+      </w:r>
+      <w:r>
+        <w:t xml:space="preserve"> </w:t>
+      </w:r>
+      <w:r>
+        <w:rPr>
+          <w:i/>
+          <w:iCs/>
+        </w:rPr>
+        <w:t xml:space="preserve">s′(t) = σ(w₁ · logit s(t) + w₂ ·</w:t>
+      </w:r>
+      <w:r>
+        <w:rPr>
+          <w:i/>
+          <w:iCs/>
+        </w:rPr>
+        <w:t xml:space="preserve"> </w:t>
+      </w:r>
+      <w:r>
+        <w:rPr>
+          <w:i/>
+          <w:iCs/>
+        </w:rPr>
+        <w:t xml:space="preserve">z(μ_p) + w₃ · logit ℓ(t))</w:t>
+      </w:r>
+      <w:r>
         <w:t xml:space="preserve">, where</w:t>
       </w:r>
       <w:r>
-        <w:rPr>
-          <w:i/>
-          <w:iCs/>
-        </w:rPr>
-        <w:t xml:space="preserve"> </w:t>
-      </w:r>
-      <w:r>
-        <w:t xml:space="preserve">z(μ_p)* is the z-standardised posterior-mean</w:t>
-      </w:r>
-      <w:r>
-        <w:t xml:space="preserve"> </w:t>
-      </w:r>
-      <w:r>
-        <w:t xml:space="preserve">half-life and the three weights are fitted by logistic calibration on a</w:t>
-      </w:r>
-      <w:r>
-        <w:t xml:space="preserve"> </w:t>
-      </w:r>
-      <w:r>
-        <w:t xml:space="preserve">held-out fold.</w:t>
+        <w:t xml:space="preserve"> </w:t>
+      </w:r>
+      <w:r>
+        <w:rPr>
+          <w:i/>
+          <w:iCs/>
+        </w:rPr>
+        <w:t xml:space="preserve">z(μ_p)</w:t>
+      </w:r>
+      <w:r>
+        <w:t xml:space="preserve"> </w:t>
+      </w:r>
+      <w:r>
+        <w:t xml:space="preserve">is the z-standardised</w:t>
+      </w:r>
+      <w:r>
+        <w:t xml:space="preserve"> </w:t>
+      </w:r>
+      <w:r>
+        <w:t xml:space="preserve">posterior-mean half-life and the three weights are fitted by logistic</w:t>
+      </w:r>
+      <w:r>
+        <w:t xml:space="preserve"> </w:t>
+      </w:r>
+      <w:r>
+        <w:t xml:space="preserve">calibration on a held-out fold of</w:t>
+      </w:r>
+      <w:r>
+        <w:t xml:space="preserve"> </w:t>
+      </w:r>
+      <w:r>
+        <w:rPr>
+          <w:i/>
+          <w:iCs/>
+        </w:rPr>
+        <w:t xml:space="preserve">C_tgt</w:t>
+      </w:r>
+      <w:r>
+        <w:t xml:space="preserve"> </w:t>
+      </w:r>
+      <w:r>
+        <w:t xml:space="preserve">that excludes</w:t>
+      </w:r>
+      <w:r>
+        <w:t xml:space="preserve"> </w:t>
+      </w:r>
+      <w:r>
+        <w:rPr>
+          <w:i/>
+          <w:iCs/>
+        </w:rPr>
+        <w:t xml:space="preserve">t</w:t>
+      </w:r>
+      <w:r>
+        <w:t xml:space="preserve">.</w:t>
       </w:r>
     </w:p>
     <w:p>
@@ -3526,25 +4014,25 @@
         <w:pStyle w:val="FirstParagraph"/>
       </w:pPr>
       <w:r>
-        <w:t xml:space="preserve">In practice, step 4 reduces to a low-dimensional logistic regression that combines</w:t>
-      </w:r>
-      <w:r>
-        <w:t xml:space="preserve"> </w:t>
-      </w:r>
-      <w:r>
-        <w:t xml:space="preserve">the static score with two orthogonal priors, and can be implemented with standard</w:t>
-      </w:r>
-      <w:r>
-        <w:t xml:space="preserve"> </w:t>
-      </w:r>
-      <w:r>
-        <w:t xml:space="preserve">calibration toolkits. The only additional inputs beyond the original model are</w:t>
-      </w:r>
-      <w:r>
-        <w:t xml:space="preserve"> </w:t>
-      </w:r>
-      <w:r>
-        <w:t xml:space="preserve">(</w:t>
+        <w:t xml:space="preserve">In practice, step 4 reduces to a low-dimensional logistic regression that</w:t>
+      </w:r>
+      <w:r>
+        <w:t xml:space="preserve"> </w:t>
+      </w:r>
+      <w:r>
+        <w:t xml:space="preserve">combines the static score with two cross-system priors, and can be implemented</w:t>
+      </w:r>
+      <w:r>
+        <w:t xml:space="preserve"> </w:t>
+      </w:r>
+      <w:r>
+        <w:t xml:space="preserve">with standard calibration toolkits. The only additional inputs beyond the</w:t>
+      </w:r>
+      <w:r>
+        <w:t xml:space="preserve"> </w:t>
+      </w:r>
+      <w:r>
+        <w:t xml:space="preserve">original model are (</w:t>
       </w:r>
       <w:r>
         <w:rPr>
@@ -3567,31 +4055,37 @@
         <w:t xml:space="preserve">ℓ</w:t>
       </w:r>
       <w:r>
-        <w:t xml:space="preserve">), both of which are recoverable from publicly available resources for</w:t>
-      </w:r>
-      <w:r>
-        <w:t xml:space="preserve"> </w:t>
-      </w:r>
-      <w:r>
-        <w:t xml:space="preserve">any cell system with a BRIC-seq / SLAM-seq / TimeLapse-seq dataset. Richer</w:t>
-      </w:r>
-      <w:r>
-        <w:t xml:space="preserve"> </w:t>
-      </w:r>
-      <w:r>
-        <w:t xml:space="preserve">conditioning (structured priors, kinetic-aware pretraining objectives, multi-task</w:t>
-      </w:r>
-      <w:r>
-        <w:t xml:space="preserve"> </w:t>
-      </w:r>
-      <w:r>
-        <w:t xml:space="preserve">training on turnover labels) are natural next steps but are not required for the</w:t>
-      </w:r>
-      <w:r>
-        <w:t xml:space="preserve"> </w:t>
-      </w:r>
-      <w:r>
-        <w:t xml:space="preserve">framework to be useful.</w:t>
+        <w:t xml:space="preserve">), both recoverable from publicly available</w:t>
+      </w:r>
+      <w:r>
+        <w:t xml:space="preserve"> </w:t>
+      </w:r>
+      <w:r>
+        <w:t xml:space="preserve">resources in cell systems independent of the target. Richer conditioning</w:t>
+      </w:r>
+      <w:r>
+        <w:t xml:space="preserve"> </w:t>
+      </w:r>
+      <w:r>
+        <w:t xml:space="preserve">(structured priors, kinetic-aware pretraining objectives, multi-task training</w:t>
+      </w:r>
+      <w:r>
+        <w:t xml:space="preserve"> </w:t>
+      </w:r>
+      <w:r>
+        <w:t xml:space="preserve">on turnover labels) are natural next steps but are not required for the</w:t>
+      </w:r>
+      <w:r>
+        <w:t xml:space="preserve"> </w:t>
+      </w:r>
+      <w:r>
+        <w:t xml:space="preserve">framework’s testable prediction that out-of-system dynamic priors close part</w:t>
+      </w:r>
+      <w:r>
+        <w:t xml:space="preserve"> </w:t>
+      </w:r>
+      <w:r>
+        <w:t xml:space="preserve">of the observed ceiling.</w:t>
       </w:r>
     </w:p>
     <w:p>
@@ -3700,7 +4194,13 @@
         <w:t xml:space="preserve">5</w:t>
       </w:r>
       <w:r>
-        <w:t xml:space="preserve">, DeepLncLoc</w:t>
+        <w:t xml:space="preserve">,</w:t>
+      </w:r>
+      <w:r>
+        <w:t xml:space="preserve"> </w:t>
+      </w:r>
+      <w:r>
+        <w:t xml:space="preserve">DeepLncLoc</w:t>
       </w:r>
       <w:r>
         <w:rPr>
@@ -3709,19 +4209,19 @@
         <w:t xml:space="preserve">9</w:t>
       </w:r>
       <w:r>
-        <w:t xml:space="preserve">)</w:t>
-      </w:r>
-      <w:r>
-        <w:t xml:space="preserve"> </w:t>
-      </w:r>
-      <w:r>
-        <w:t xml:space="preserve">and three proxies capturing representational class (4-mer composition for</w:t>
-      </w:r>
-      <w:r>
-        <w:t xml:space="preserve"> </w:t>
-      </w:r>
-      <w:r>
-        <w:t xml:space="preserve">RiNALMo</w:t>
+        <w:t xml:space="preserve">) and three proxies capturing representational class — a</w:t>
+      </w:r>
+      <w:r>
+        <w:t xml:space="preserve"> </w:t>
+      </w:r>
+      <w:r>
+        <w:t xml:space="preserve">randomly-initialised shallow 1-D CNN (three convolutional layers, 256-dim</w:t>
+      </w:r>
+      <w:r>
+        <w:t xml:space="preserve"> </w:t>
+      </w:r>
+      <w:r>
+        <w:t xml:space="preserve">mean-pooled output, fixed seed) as a proxy for RiNALMo</w:t>
       </w:r>
       <w:r>
         <w:rPr>
@@ -3742,7 +4242,13 @@
         <w:t xml:space="preserve"> </w:t>
       </w:r>
       <w:r>
-        <w:t xml:space="preserve">for Evo-class</w:t>
+        <w:t xml:space="preserve">for</w:t>
+      </w:r>
+      <w:r>
+        <w:t xml:space="preserve"> </w:t>
+      </w:r>
+      <w:r>
+        <w:t xml:space="preserve">Evo-class</w:t>
       </w:r>
       <w:r>
         <w:rPr>
@@ -3766,7 +4272,13 @@
         <w:t xml:space="preserve"> </w:t>
       </w:r>
       <w:r>
-        <w:t xml:space="preserve">thermodynamic descriptors for RhoFold+</w:t>
+        <w:t xml:space="preserve">thermodynamic descriptors</w:t>
+      </w:r>
+      <w:r>
+        <w:t xml:space="preserve"> </w:t>
+      </w:r>
+      <w:r>
+        <w:t xml:space="preserve">for RhoFold+</w:t>
       </w:r>
       <w:r>
         <w:rPr>
@@ -3775,13 +4287,34 @@
         <w:t xml:space="preserve">8</w:t>
       </w:r>
       <w:r>
-        <w:t xml:space="preserve">; see Box 1). Downstream stack: logistic</w:t>
-      </w:r>
-      <w:r>
-        <w:t xml:space="preserve"> </w:t>
-      </w:r>
-      <w:r>
-        <w:t xml:space="preserve">regression, ridge regression, and a 2-layer MLP (64 hidden units). Primary</w:t>
+        <w:t xml:space="preserve"> </w:t>
+      </w:r>
+      <w:r>
+        <w:t xml:space="preserve">(see Box 1). The shallow-CNN proxy is intentionally</w:t>
+      </w:r>
+      <w:r>
+        <w:t xml:space="preserve"> </w:t>
+      </w:r>
+      <w:r>
+        <w:t xml:space="preserve">architecturally distinct from the k-mer baseline, so that neural and</w:t>
+      </w:r>
+      <w:r>
+        <w:t xml:space="preserve"> </w:t>
+      </w:r>
+      <w:r>
+        <w:t xml:space="preserve">count-based representation classes remain separable in the comparison.</w:t>
+      </w:r>
+      <w:r>
+        <w:t xml:space="preserve"> </w:t>
+      </w:r>
+      <w:r>
+        <w:t xml:space="preserve">Downstream stack: logistic regression, ridge regression, and a 2-layer MLP</w:t>
+      </w:r>
+      <w:r>
+        <w:t xml:space="preserve"> </w:t>
+      </w:r>
+      <w:r>
+        <w:t xml:space="preserve">(64 hidden units). Primary</w:t>
       </w:r>
       <w:r>
         <w:t xml:space="preserve"> </w:t>
@@ -4318,7 +4851,7 @@
         <w:pStyle w:val="Compact"/>
         <w:numPr>
           <w:ilvl w:val="0"/>
-          <w:numId w:val="1004"/>
+          <w:numId w:val="1003"/>
         </w:numPr>
       </w:pPr>
       <w:r>
@@ -4369,7 +4902,7 @@
         <w:pStyle w:val="Compact"/>
         <w:numPr>
           <w:ilvl w:val="0"/>
-          <w:numId w:val="1004"/>
+          <w:numId w:val="1003"/>
         </w:numPr>
       </w:pPr>
       <w:r>
@@ -4426,7 +4959,7 @@
         <w:pStyle w:val="Compact"/>
         <w:numPr>
           <w:ilvl w:val="0"/>
-          <w:numId w:val="1004"/>
+          <w:numId w:val="1003"/>
         </w:numPr>
       </w:pPr>
       <w:r>
@@ -4483,7 +5016,7 @@
         <w:pStyle w:val="Compact"/>
         <w:numPr>
           <w:ilvl w:val="0"/>
-          <w:numId w:val="1004"/>
+          <w:numId w:val="1003"/>
         </w:numPr>
       </w:pPr>
       <w:r>
@@ -4540,7 +5073,7 @@
         <w:pStyle w:val="Compact"/>
         <w:numPr>
           <w:ilvl w:val="0"/>
-          <w:numId w:val="1004"/>
+          <w:numId w:val="1003"/>
         </w:numPr>
       </w:pPr>
       <w:r>
@@ -4590,7 +5123,7 @@
         <w:pStyle w:val="Compact"/>
         <w:numPr>
           <w:ilvl w:val="0"/>
-          <w:numId w:val="1004"/>
+          <w:numId w:val="1003"/>
         </w:numPr>
       </w:pPr>
       <w:r>
@@ -4647,7 +5180,7 @@
         <w:pStyle w:val="Compact"/>
         <w:numPr>
           <w:ilvl w:val="0"/>
-          <w:numId w:val="1004"/>
+          <w:numId w:val="1003"/>
         </w:numPr>
       </w:pPr>
       <w:r>
@@ -4704,7 +5237,7 @@
         <w:pStyle w:val="Compact"/>
         <w:numPr>
           <w:ilvl w:val="0"/>
-          <w:numId w:val="1004"/>
+          <w:numId w:val="1003"/>
         </w:numPr>
       </w:pPr>
       <w:r>
@@ -4761,7 +5294,7 @@
         <w:pStyle w:val="Compact"/>
         <w:numPr>
           <w:ilvl w:val="0"/>
-          <w:numId w:val="1004"/>
+          <w:numId w:val="1003"/>
         </w:numPr>
       </w:pPr>
       <w:r>
@@ -4818,7 +5351,7 @@
         <w:pStyle w:val="Compact"/>
         <w:numPr>
           <w:ilvl w:val="0"/>
-          <w:numId w:val="1004"/>
+          <w:numId w:val="1003"/>
         </w:numPr>
       </w:pPr>
       <w:r>
@@ -4881,7 +5414,7 @@
         <w:pStyle w:val="Compact"/>
         <w:numPr>
           <w:ilvl w:val="0"/>
-          <w:numId w:val="1004"/>
+          <w:numId w:val="1003"/>
         </w:numPr>
       </w:pPr>
       <w:r>
@@ -4938,7 +5471,7 @@
         <w:pStyle w:val="Compact"/>
         <w:numPr>
           <w:ilvl w:val="0"/>
-          <w:numId w:val="1004"/>
+          <w:numId w:val="1003"/>
         </w:numPr>
       </w:pPr>
       <w:r>
@@ -4995,7 +5528,7 @@
         <w:pStyle w:val="Compact"/>
         <w:numPr>
           <w:ilvl w:val="0"/>
-          <w:numId w:val="1004"/>
+          <w:numId w:val="1003"/>
         </w:numPr>
       </w:pPr>
       <w:r>
@@ -5045,7 +5578,7 @@
         <w:pStyle w:val="Compact"/>
         <w:numPr>
           <w:ilvl w:val="0"/>
-          <w:numId w:val="1004"/>
+          <w:numId w:val="1003"/>
         </w:numPr>
       </w:pPr>
       <w:r>
@@ -5102,7 +5635,7 @@
         <w:pStyle w:val="Compact"/>
         <w:numPr>
           <w:ilvl w:val="0"/>
-          <w:numId w:val="1004"/>
+          <w:numId w:val="1003"/>
         </w:numPr>
       </w:pPr>
       <w:r>
@@ -5159,7 +5692,7 @@
         <w:pStyle w:val="Compact"/>
         <w:numPr>
           <w:ilvl w:val="0"/>
-          <w:numId w:val="1004"/>
+          <w:numId w:val="1003"/>
         </w:numPr>
       </w:pPr>
       <w:r>
@@ -5216,7 +5749,7 @@
         <w:pStyle w:val="Compact"/>
         <w:numPr>
           <w:ilvl w:val="0"/>
-          <w:numId w:val="1004"/>
+          <w:numId w:val="1003"/>
         </w:numPr>
       </w:pPr>
       <w:r>
@@ -5273,7 +5806,7 @@
         <w:pStyle w:val="Compact"/>
         <w:numPr>
           <w:ilvl w:val="0"/>
-          <w:numId w:val="1004"/>
+          <w:numId w:val="1003"/>
         </w:numPr>
       </w:pPr>
       <w:r>
@@ -5662,9 +6195,6 @@
     </w:lvlOverride>
   </w:num>
   <w:num w:numId="1003">
-    <w:abstractNumId w:val="991"/>
-  </w:num>
-  <w:num w:numId="1004">
     <w:abstractNumId w:val="99411"/>
     <w:lvlOverride w:ilvl="0">
       <w:startOverride w:val="1"/>

--- a/manuscript/manuscript.docx
+++ b/manuscript/manuscript.docx
@@ -81,108 +81,110 @@
         <w:t xml:space="preserve"> </w:t>
       </w:r>
       <w:r>
-        <w:t xml:space="preserve">Using measured half-life as one axis, we benchmark five representation</w:t>
-      </w:r>
-      <w:r>
-        <w:t xml:space="preserve"> </w:t>
-      </w:r>
-      <w:r>
-        <w:t xml:space="preserve">classes — two directly (RNA-FM, DeepLncLoc), three via non-parametric</w:t>
-      </w:r>
-      <w:r>
-        <w:t xml:space="preserve"> </w:t>
-      </w:r>
-      <w:r>
-        <w:t xml:space="preserve">proxies — on 256 lncRNAs across four cell systems (116 classifiable under</w:t>
-      </w:r>
-      <w:r>
-        <w:t xml:space="preserve"> </w:t>
-      </w:r>
-      <w:r>
-        <w:t xml:space="preserve">gene-disjoint folds). In this deliberately small setting, no representation</w:t>
-      </w:r>
-      <w:r>
-        <w:t xml:space="preserve"> </w:t>
-      </w:r>
-      <w:r>
-        <w:t xml:space="preserve">exceeded AUROC 0.70 or supported robust regression, and performance on</w:t>
-      </w:r>
-      <w:r>
-        <w:t xml:space="preserve"> </w:t>
-      </w:r>
-      <w:r>
-        <w:t xml:space="preserve">dynamically regulated transcripts was systematically weak. We interpret this</w:t>
-      </w:r>
-      <w:r>
-        <w:t xml:space="preserve"> </w:t>
-      </w:r>
-      <w:r>
-        <w:t xml:space="preserve">converging ceiling as a testable hypothesis — an</w:t>
-      </w:r>
-      <w:r>
-        <w:t xml:space="preserve"> </w:t>
-      </w:r>
-      <w:r>
-        <w:rPr>
-          <w:i/>
-          <w:iCs/>
-        </w:rPr>
-        <w:t xml:space="preserve">observability gap</w:t>
-      </w:r>
-      <w:r>
-        <w:t xml:space="preserve"> </w:t>
-      </w:r>
-      <w:r>
-        <w:t xml:space="preserve">between</w:t>
-      </w:r>
-      <w:r>
-        <w:t xml:space="preserve"> </w:t>
-      </w:r>
-      <w:r>
-        <w:t xml:space="preserve">static pretraining and the dynamic cellular state defining lncRNA function —</w:t>
-      </w:r>
-      <w:r>
-        <w:t xml:space="preserve"> </w:t>
-      </w:r>
-      <w:r>
-        <w:t xml:space="preserve">not a settled finding. We propose</w:t>
-      </w:r>
-      <w:r>
-        <w:t xml:space="preserve"> </w:t>
-      </w:r>
-      <w:r>
-        <w:rPr>
-          <w:i/>
-          <w:iCs/>
-        </w:rPr>
-        <w:t xml:space="preserve">dynamic grounding</w:t>
-      </w:r>
-      <w:r>
-        <w:t xml:space="preserve">: a model-agnostic</w:t>
-      </w:r>
-      <w:r>
-        <w:t xml:space="preserve"> </w:t>
-      </w:r>
-      <w:r>
-        <w:t xml:space="preserve">post-hoc layer conditioning static predictions in one cell system on</w:t>
-      </w:r>
-      <w:r>
-        <w:t xml:space="preserve"> </w:t>
-      </w:r>
-      <w:r>
-        <w:t xml:space="preserve">turnover and localisation priors measured in independent systems, and</w:t>
-      </w:r>
-      <w:r>
-        <w:t xml:space="preserve"> </w:t>
-      </w:r>
-      <w:r>
-        <w:t xml:space="preserve">advocate a tiered static × dynamic evaluation standard for foundation models</w:t>
-      </w:r>
-      <w:r>
-        <w:t xml:space="preserve"> </w:t>
-      </w:r>
-      <w:r>
-        <w:t xml:space="preserve">whose labels depend on unobserved state.</w:t>
+        <w:t xml:space="preserve">Using measured half-life as one axis, we benchmark 256 lncRNAs across four</w:t>
+      </w:r>
+      <w:r>
+        <w:t xml:space="preserve"> </w:t>
+      </w:r>
+      <w:r>
+        <w:t xml:space="preserve">cell systems (116 classifiable under gene-disjoint folds) on two directly</w:t>
+      </w:r>
+      <w:r>
+        <w:t xml:space="preserve"> </w:t>
+      </w:r>
+      <w:r>
+        <w:t xml:space="preserve">evaluated representations (RNA-FM, DeepLncLoc) and three CPU-feasible</w:t>
+      </w:r>
+      <w:r>
+        <w:t xml:space="preserve"> </w:t>
+      </w:r>
+      <w:r>
+        <w:t xml:space="preserve">proxies for RiNALMo-650M, Evo-7B and RhoFold+. Under these proxy conditions no representation’s mean AUROC</w:t>
+      </w:r>
+      <w:r>
+        <w:t xml:space="preserve"> </w:t>
+      </w:r>
+      <w:r>
+        <w:t xml:space="preserve">exceeded 0.70, regression was near chance, and dynamically regulated</w:t>
+      </w:r>
+      <w:r>
+        <w:t xml:space="preserve"> </w:t>
+      </w:r>
+      <w:r>
+        <w:t xml:space="preserve">transcripts were systematically harder. We read this ceiling as a testable</w:t>
+      </w:r>
+      <w:r>
+        <w:t xml:space="preserve"> </w:t>
+      </w:r>
+      <w:r>
+        <w:rPr>
+          <w:i/>
+          <w:iCs/>
+        </w:rPr>
+        <w:t xml:space="preserve">observability-gap hypothesis</w:t>
+      </w:r>
+      <w:r>
+        <w:t xml:space="preserve"> </w:t>
+      </w:r>
+      <w:r>
+        <w:t xml:space="preserve">— a proposed mismatch between static</w:t>
+      </w:r>
+      <w:r>
+        <w:t xml:space="preserve"> </w:t>
+      </w:r>
+      <w:r>
+        <w:t xml:space="preserve">pretraining and dynamic cellular state — not an established property of</w:t>
+      </w:r>
+      <w:r>
+        <w:t xml:space="preserve"> </w:t>
+      </w:r>
+      <w:r>
+        <w:t xml:space="preserve">foundation models at full scale. On that framing we introduce</w:t>
+      </w:r>
+      <w:r>
+        <w:t xml:space="preserve"> </w:t>
+      </w:r>
+      <w:r>
+        <w:rPr>
+          <w:i/>
+          <w:iCs/>
+        </w:rPr>
+        <w:t xml:space="preserve">dynamic</w:t>
+      </w:r>
+      <w:r>
+        <w:rPr>
+          <w:i/>
+          <w:iCs/>
+        </w:rPr>
+        <w:t xml:space="preserve"> </w:t>
+      </w:r>
+      <w:r>
+        <w:rPr>
+          <w:i/>
+          <w:iCs/>
+        </w:rPr>
+        <w:t xml:space="preserve">grounding</w:t>
+      </w:r>
+      <w:r>
+        <w:t xml:space="preserve">, a model-agnostic post-hoc layer conditioning predictions on</w:t>
+      </w:r>
+      <w:r>
+        <w:t xml:space="preserve"> </w:t>
+      </w:r>
+      <w:r>
+        <w:t xml:space="preserve">turnover and localisation priors from independent cell systems, as a</w:t>
+      </w:r>
+      <w:r>
+        <w:t xml:space="preserve"> </w:t>
+      </w:r>
+      <w:r>
+        <w:t xml:space="preserve">not-yet-validated framework, and sketch a tiered static × dynamic</w:t>
+      </w:r>
+      <w:r>
+        <w:t xml:space="preserve"> </w:t>
+      </w:r>
+      <w:r>
+        <w:t xml:space="preserve">evaluation practice for testing it.</w:t>
       </w:r>
     </w:p>
     <w:p>
@@ -486,56 +488,78 @@
         <w:t xml:space="preserve"> </w:t>
       </w:r>
       <w:r>
-        <w:t xml:space="preserve">models learn from. We refer to this as an</w:t>
-      </w:r>
-      <w:r>
-        <w:t xml:space="preserve"> </w:t>
-      </w:r>
-      <w:r>
-        <w:rPr>
-          <w:i/>
-          <w:iCs/>
-        </w:rPr>
-        <w:t xml:space="preserve">observability gap</w:t>
-      </w:r>
-      <w:r>
-        <w:t xml:space="preserve">: a systematic</w:t>
-      </w:r>
-      <w:r>
-        <w:t xml:space="preserve"> </w:t>
-      </w:r>
-      <w:r>
-        <w:t xml:space="preserve">mismatch between the variables observable at pretraining time and the variables</w:t>
-      </w:r>
-      <w:r>
-        <w:t xml:space="preserve"> </w:t>
-      </w:r>
-      <w:r>
-        <w:t xml:space="preserve">that determine downstream evaluation labels. Under such a mismatch, increasing</w:t>
-      </w:r>
-      <w:r>
-        <w:t xml:space="preserve"> </w:t>
-      </w:r>
-      <w:r>
-        <w:t xml:space="preserve">model capacity without enlarging the observed-variable set cannot recover the</w:t>
-      </w:r>
-      <w:r>
-        <w:t xml:space="preserve"> </w:t>
-      </w:r>
-      <w:r>
-        <w:t xml:space="preserve">missing signal. On that framing, this Perspective makes three connected</w:t>
-      </w:r>
-      <w:r>
-        <w:t xml:space="preserve"> </w:t>
-      </w:r>
-      <w:r>
-        <w:t xml:space="preserve">proposals: (i) observability gaps should be stated explicitly in foundation-model</w:t>
-      </w:r>
-      <w:r>
-        <w:t xml:space="preserve"> </w:t>
-      </w:r>
-      <w:r>
-        <w:t xml:space="preserve">documentation and benchmarking practice; (ii)</w:t>
+        <w:t xml:space="preserve">models learn from. We refer to this tentatively as an</w:t>
+      </w:r>
+      <w:r>
+        <w:t xml:space="preserve"> </w:t>
+      </w:r>
+      <w:r>
+        <w:rPr>
+          <w:i/>
+          <w:iCs/>
+        </w:rPr>
+        <w:t xml:space="preserve">observability-gap hypothesis</w:t>
+      </w:r>
+      <w:r>
+        <w:t xml:space="preserve">: a proposed</w:t>
+      </w:r>
+      <w:r>
+        <w:t xml:space="preserve"> </w:t>
+      </w:r>
+      <w:r>
+        <w:t xml:space="preserve">systematic mismatch between the variables observable at pretraining time and</w:t>
+      </w:r>
+      <w:r>
+        <w:t xml:space="preserve"> </w:t>
+      </w:r>
+      <w:r>
+        <w:t xml:space="preserve">the variables that determine downstream evaluation labels. If such a mismatch</w:t>
+      </w:r>
+      <w:r>
+        <w:t xml:space="preserve"> </w:t>
+      </w:r>
+      <w:r>
+        <w:t xml:space="preserve">holds, increasing model capacity without enlarging the observed-variable set</w:t>
+      </w:r>
+      <w:r>
+        <w:t xml:space="preserve"> </w:t>
+      </w:r>
+      <w:r>
+        <w:t xml:space="preserve">would not be expected to recover the missing signal. On that framing, this</w:t>
+      </w:r>
+      <w:r>
+        <w:t xml:space="preserve"> </w:t>
+      </w:r>
+      <w:r>
+        <w:t xml:space="preserve">Perspective puts forward three connected</w:t>
+      </w:r>
+      <w:r>
+        <w:t xml:space="preserve"> </w:t>
+      </w:r>
+      <w:r>
+        <w:rPr>
+          <w:i/>
+          <w:iCs/>
+        </w:rPr>
+        <w:t xml:space="preserve">testable</w:t>
+      </w:r>
+      <w:r>
+        <w:t xml:space="preserve"> </w:t>
+      </w:r>
+      <w:r>
+        <w:t xml:space="preserve">hypotheses: (i)</w:t>
+      </w:r>
+      <w:r>
+        <w:t xml:space="preserve"> </w:t>
+      </w:r>
+      <w:r>
+        <w:t xml:space="preserve">observability gaps, where present, are worth stating explicitly in</w:t>
+      </w:r>
+      <w:r>
+        <w:t xml:space="preserve"> </w:t>
+      </w:r>
+      <w:r>
+        <w:t xml:space="preserve">foundation-model documentation and benchmarking; (ii)</w:t>
       </w:r>
       <w:r>
         <w:t xml:space="preserve"> </w:t>
@@ -551,31 +575,43 @@
         <w:t xml:space="preserve"> </w:t>
       </w:r>
       <w:r>
-        <w:t xml:space="preserve">— post-hoc</w:t>
-      </w:r>
-      <w:r>
-        <w:t xml:space="preserve"> </w:t>
-      </w:r>
-      <w:r>
-        <w:t xml:space="preserve">conditioning on orthogonal measured state variables — is a natural mitigation</w:t>
-      </w:r>
-      <w:r>
-        <w:t xml:space="preserve"> </w:t>
-      </w:r>
-      <w:r>
-        <w:t xml:space="preserve">that does not require retraining; and (iii) a tiered static × dynamic evaluation</w:t>
-      </w:r>
-      <w:r>
-        <w:t xml:space="preserve"> </w:t>
-      </w:r>
-      <w:r>
-        <w:t xml:space="preserve">standard should become a minimum bar when evaluation labels depend on unobserved</w:t>
-      </w:r>
-      <w:r>
-        <w:t xml:space="preserve"> </w:t>
-      </w:r>
-      <w:r>
-        <w:t xml:space="preserve">state.</w:t>
+        <w:t xml:space="preserve">—</w:t>
+      </w:r>
+      <w:r>
+        <w:t xml:space="preserve"> </w:t>
+      </w:r>
+      <w:r>
+        <w:t xml:space="preserve">post-hoc conditioning on orthogonal measured state variables — is a</w:t>
+      </w:r>
+      <w:r>
+        <w:t xml:space="preserve"> </w:t>
+      </w:r>
+      <w:r>
+        <w:t xml:space="preserve">candidate mitigation that does not require retraining; and (iii) a tiered</w:t>
+      </w:r>
+      <w:r>
+        <w:t xml:space="preserve"> </w:t>
+      </w:r>
+      <w:r>
+        <w:t xml:space="preserve">static × dynamic evaluation practice is worth testing when evaluation labels</w:t>
+      </w:r>
+      <w:r>
+        <w:t xml:space="preserve"> </w:t>
+      </w:r>
+      <w:r>
+        <w:t xml:space="preserve">depend on unobserved state. We stress that the empirical base here is a</w:t>
+      </w:r>
+      <w:r>
+        <w:t xml:space="preserve"> </w:t>
+      </w:r>
+      <w:r>
+        <w:t xml:space="preserve">small, proxy-heavy benchmark; the scope of each hypothesis is framed</w:t>
+      </w:r>
+      <w:r>
+        <w:t xml:space="preserve"> </w:t>
+      </w:r>
+      <w:r>
+        <w:t xml:space="preserve">accordingly.</w:t>
       </w:r>
     </w:p>
     <w:p>
@@ -1358,7 +1394,7 @@
         <w:t xml:space="preserve"> </w:t>
       </w:r>
       <w:r>
-        <w:t xml:space="preserve">strict ranking. No tested representation exceeded AUROC 0.70 under our evaluation</w:t>
+        <w:t xml:space="preserve">strict ranking. No tested representation’s mean AUROC exceeded 0.70 under our evaluation</w:t>
       </w:r>
       <w:r>
         <w:t xml:space="preserve"> </w:t>
@@ -1379,19 +1415,55 @@
         <w:t xml:space="preserve">13</w:t>
       </w:r>
       <w:r>
-        <w:t xml:space="preserve">. Taken together, these results suggest that under the</w:t>
-      </w:r>
-      <w:r>
-        <w:t xml:space="preserve"> </w:t>
-      </w:r>
-      <w:r>
-        <w:t xml:space="preserve">conditions tested, scaling or swapping among sequence-only representations is</w:t>
-      </w:r>
-      <w:r>
-        <w:t xml:space="preserve"> </w:t>
-      </w:r>
-      <w:r>
-        <w:t xml:space="preserve">insufficient to overcome a shared ceiling in lncRNA half-life classification.</w:t>
+        <w:t xml:space="preserve">; per-fold</w:t>
+      </w:r>
+      <w:r>
+        <w:t xml:space="preserve"> </w:t>
+      </w:r>
+      <w:r>
+        <w:t xml:space="preserve">variance is large (SD 0.08–0.15) and individual fold estimates do at times</w:t>
+      </w:r>
+      <w:r>
+        <w:t xml:space="preserve"> </w:t>
+      </w:r>
+      <w:r>
+        <w:t xml:space="preserve">cross this threshold, so 0.70 should be read as a central-tendency</w:t>
+      </w:r>
+      <w:r>
+        <w:t xml:space="preserve"> </w:t>
+      </w:r>
+      <w:r>
+        <w:t xml:space="preserve">reference, not a hard ceiling. Taken together, these results suggest that</w:t>
+      </w:r>
+      <w:r>
+        <w:t xml:space="preserve"> </w:t>
+      </w:r>
+      <w:r>
+        <w:t xml:space="preserve">under the specific CPU-proxy conditions tested, scaling or swapping among</w:t>
+      </w:r>
+      <w:r>
+        <w:t xml:space="preserve"> </w:t>
+      </w:r>
+      <w:r>
+        <w:t xml:space="preserve">sequence-only representations was not sufficient to overcome a shared</w:t>
+      </w:r>
+      <w:r>
+        <w:t xml:space="preserve"> </w:t>
+      </w:r>
+      <w:r>
+        <w:t xml:space="preserve">ceiling in lncRNA half-life classification in this benchmark; whether</w:t>
+      </w:r>
+      <w:r>
+        <w:t xml:space="preserve"> </w:t>
+      </w:r>
+      <w:r>
+        <w:t xml:space="preserve">full-weight GPU replication of RiNALMo-650M or Evo-7B lifts this ceiling</w:t>
+      </w:r>
+      <w:r>
+        <w:t xml:space="preserve"> </w:t>
+      </w:r>
+      <w:r>
+        <w:t xml:space="preserve">remains an open empirical question that the proxy benchmark cannot close.</w:t>
       </w:r>
     </w:p>
     <w:p>
@@ -1840,13 +1912,13 @@
       </w:r>
     </w:p>
     <w:bookmarkEnd w:id="13"/>
-    <w:bookmarkStart w:id="14" w:name="X41ebc92f64901d94ef92de665452c9dbad2131c"/>
+    <w:bookmarkStart w:id="14" w:name="X1e5280fb53b389e88e80d0df16291909944da7e"/>
     <w:p>
       <w:pPr>
         <w:pStyle w:val="Heading2"/>
       </w:pPr>
       <w:r>
-        <w:t xml:space="preserve">Dynamic grounding: closing the observability gap</w:t>
+        <w:t xml:space="preserve">Dynamic grounding: a testable response to the observability-gap hypothesis</w:t>
       </w:r>
     </w:p>
     <w:p>
@@ -1854,25 +1926,55 @@
         <w:pStyle w:val="FirstParagraph"/>
       </w:pPr>
       <w:r>
-        <w:t xml:space="preserve">Together, the consensus failure, the k-mer-competitive ceiling and the near-chance</w:t>
-      </w:r>
-      <w:r>
-        <w:t xml:space="preserve"> </w:t>
-      </w:r>
-      <w:r>
-        <w:t xml:space="preserve">regression point to a shared missing ingredient: the dynamic state of the cell.</w:t>
-      </w:r>
-      <w:r>
-        <w:t xml:space="preserve"> </w:t>
-      </w:r>
-      <w:r>
-        <w:t xml:space="preserve">Every representation tested is pretrained on a frozen transcriptome snapshot without</w:t>
-      </w:r>
-      <w:r>
-        <w:t xml:space="preserve"> </w:t>
-      </w:r>
-      <w:r>
-        <w:t xml:space="preserve">kinetic, subcellular or condition-dependent annotation. The relevant state variables</w:t>
+        <w:t xml:space="preserve">Together, the consensus failure, the k-mer-competitive ceiling and the</w:t>
+      </w:r>
+      <w:r>
+        <w:t xml:space="preserve"> </w:t>
+      </w:r>
+      <w:r>
+        <w:t xml:space="preserve">near-chance regression are consistent with — though not proof of — a</w:t>
+      </w:r>
+      <w:r>
+        <w:t xml:space="preserve"> </w:t>
+      </w:r>
+      <w:r>
+        <w:t xml:space="preserve">shared missing ingredient: the dynamic state of the cell. Every</w:t>
+      </w:r>
+      <w:r>
+        <w:t xml:space="preserve"> </w:t>
+      </w:r>
+      <w:r>
+        <w:t xml:space="preserve">representation tested here is pretrained on a frozen transcriptome snapshot</w:t>
+      </w:r>
+      <w:r>
+        <w:t xml:space="preserve"> </w:t>
+      </w:r>
+      <w:r>
+        <w:t xml:space="preserve">without kinetic, subcellular or condition-dependent annotation, which makes</w:t>
+      </w:r>
+      <w:r>
+        <w:t xml:space="preserve"> </w:t>
+      </w:r>
+      <w:r>
+        <w:t xml:space="preserve">the observability-gap reading a natural interpretation of the pattern; but</w:t>
+      </w:r>
+      <w:r>
+        <w:t xml:space="preserve"> </w:t>
+      </w:r>
+      <w:r>
+        <w:t xml:space="preserve">comparable ceilings could in principle arise from sample-size limits, label</w:t>
+      </w:r>
+      <w:r>
+        <w:t xml:space="preserve"> </w:t>
+      </w:r>
+      <w:r>
+        <w:t xml:space="preserve">noise across assays, or proxy mismatch, and those alternatives are not ruled</w:t>
+      </w:r>
+      <w:r>
+        <w:t xml:space="preserve"> </w:t>
+      </w:r>
+      <w:r>
+        <w:t xml:space="preserve">out by this benchmark. The relevant state variables</w:t>
       </w:r>
       <w:r>
         <w:t xml:space="preserve"> </w:t>
@@ -1958,13 +2060,13 @@
         <w:pStyle w:val="BodyText"/>
       </w:pPr>
       <w:r>
-        <w:t xml:space="preserve">Viewed as a machine-learning problem, this is a specific instance of a more general</w:t>
-      </w:r>
-      <w:r>
-        <w:t xml:space="preserve"> </w:t>
-      </w:r>
-      <w:r>
-        <w:t xml:space="preserve">pattern: a pretrained representation</w:t>
+        <w:t xml:space="preserve">Viewed as a machine-learning problem, this fits a more general pattern: a</w:t>
+      </w:r>
+      <w:r>
+        <w:t xml:space="preserve"> </w:t>
+      </w:r>
+      <w:r>
+        <w:t xml:space="preserve">pretrained representation</w:t>
       </w:r>
       <w:r>
         <w:t xml:space="preserve"> </w:t>
@@ -2047,13 +2149,13 @@
         <w:t xml:space="preserve"> </w:t>
       </w:r>
       <w:r>
-        <w:t xml:space="preserve">is an orthogonal state variable never</w:t>
-      </w:r>
-      <w:r>
-        <w:t xml:space="preserve"> </w:t>
-      </w:r>
-      <w:r>
-        <w:t xml:space="preserve">seen at pretraining time. Scaling</w:t>
+        <w:t xml:space="preserve">is an orthogonal state variable</w:t>
+      </w:r>
+      <w:r>
+        <w:t xml:space="preserve"> </w:t>
+      </w:r>
+      <w:r>
+        <w:t xml:space="preserve">never seen at pretraining time. Scaling</w:t>
       </w:r>
       <w:r>
         <w:t xml:space="preserve"> </w:t>
@@ -2069,7 +2171,13 @@
         <w:t xml:space="preserve"> </w:t>
       </w:r>
       <w:r>
-        <w:t xml:space="preserve">cannot recover what</w:t>
+        <w:t xml:space="preserve">would not be expected to recover</w:t>
+      </w:r>
+      <w:r>
+        <w:t xml:space="preserve"> </w:t>
+      </w:r>
+      <w:r>
+        <w:t xml:space="preserve">what</w:t>
       </w:r>
       <w:r>
         <w:t xml:space="preserve"> </w:t>
@@ -2117,7 +2225,13 @@
         <w:t xml:space="preserve"> </w:t>
       </w:r>
       <w:r>
-        <w:t xml:space="preserve">can. We call the resulting procedure</w:t>
+        <w:t xml:space="preserve">could, at least in</w:t>
+      </w:r>
+      <w:r>
+        <w:t xml:space="preserve"> </w:t>
+      </w:r>
+      <w:r>
+        <w:t xml:space="preserve">principle. We call the resulting candidate procedure</w:t>
       </w:r>
       <w:r>
         <w:t xml:space="preserve"> </w:t>
@@ -2136,13 +2250,25 @@
         <w:t xml:space="preserve"> </w:t>
       </w:r>
       <w:r>
-        <w:t xml:space="preserve">model-agnostic post-hoc conditioning of static foundation-model predictions on</w:t>
-      </w:r>
-      <w:r>
-        <w:t xml:space="preserve"> </w:t>
-      </w:r>
-      <w:r>
-        <w:t xml:space="preserve">measured state variables that capture the axes the pretraining corpus leaves out.</w:t>
+        <w:t xml:space="preserve">model-agnostic post-hoc conditioning of static foundation-model predictions</w:t>
+      </w:r>
+      <w:r>
+        <w:t xml:space="preserve"> </w:t>
+      </w:r>
+      <w:r>
+        <w:t xml:space="preserve">on measured state variables that capture axes the pretraining corpus leaves</w:t>
+      </w:r>
+      <w:r>
+        <w:t xml:space="preserve"> </w:t>
+      </w:r>
+      <w:r>
+        <w:t xml:space="preserve">out. Whether grounding delivers the expected gain on held-out tasks is a</w:t>
+      </w:r>
+      <w:r>
+        <w:t xml:space="preserve"> </w:t>
+      </w:r>
+      <w:r>
+        <w:t xml:space="preserve">testable prediction rather than a result of the present Perspective.</w:t>
       </w:r>
     </w:p>
     <w:p>
@@ -2217,19 +2343,19 @@
         <w:t xml:space="preserve"> </w:t>
       </w:r>
       <w:r>
-        <w:t xml:space="preserve">requires only published resources and a single calibration step, and is therefore</w:t>
-      </w:r>
-      <w:r>
-        <w:t xml:space="preserve"> </w:t>
-      </w:r>
-      <w:r>
-        <w:t xml:space="preserve">immediately actionable — no new data, no new training runs, no privileged access to</w:t>
-      </w:r>
-      <w:r>
-        <w:t xml:space="preserve"> </w:t>
-      </w:r>
-      <w:r>
-        <w:t xml:space="preserve">foundation-model weights.</w:t>
+        <w:t xml:space="preserve">requires only published resources and a single calibration step; its</w:t>
+      </w:r>
+      <w:r>
+        <w:t xml:space="preserve"> </w:t>
+      </w:r>
+      <w:r>
+        <w:t xml:space="preserve">empirical gain over the ungrounded baseline is a prediction the framework</w:t>
+      </w:r>
+      <w:r>
+        <w:t xml:space="preserve"> </w:t>
+      </w:r>
+      <w:r>
+        <w:t xml:space="preserve">makes, not a result this Perspective establishes.</w:t>
       </w:r>
     </w:p>
     <w:p>
@@ -2237,13 +2363,19 @@
         <w:pStyle w:val="BodyText"/>
       </w:pPr>
       <w:r>
-        <w:t xml:space="preserve">Dynamic grounding also implies a corresponding change in how models should be</w:t>
-      </w:r>
-      <w:r>
-        <w:t xml:space="preserve"> </w:t>
-      </w:r>
-      <w:r>
-        <w:t xml:space="preserve">evaluated. We propose a</w:t>
+        <w:t xml:space="preserve">Dynamic grounding also suggests a corresponding change in how models might be</w:t>
+      </w:r>
+      <w:r>
+        <w:t xml:space="preserve"> </w:t>
+      </w:r>
+      <w:r>
+        <w:t xml:space="preserve">evaluated. We propose — as a testable practice rather than an enforced</w:t>
+      </w:r>
+      <w:r>
+        <w:t xml:space="preserve"> </w:t>
+      </w:r>
+      <w:r>
+        <w:t xml:space="preserve">standard — a</w:t>
       </w:r>
       <w:r>
         <w:t xml:space="preserve"> </w:t>
@@ -2253,7 +2385,7 @@
           <w:b/>
           <w:bCs/>
         </w:rPr>
-        <w:t xml:space="preserve">tiered, observability-aware evaluation standard</w:t>
+        <w:t xml:space="preserve">tiered, observability-aware evaluation framing</w:t>
       </w:r>
       <w:r>
         <w:t xml:space="preserve"> </w:t>
@@ -2281,13 +2413,13 @@
         <w:t xml:space="preserve"> </w:t>
       </w:r>
       <w:r>
-        <w:t xml:space="preserve">tests raw model output against sequence-only ground truth —</w:t>
-      </w:r>
-      <w:r>
-        <w:t xml:space="preserve"> </w:t>
-      </w:r>
-      <w:r>
-        <w:t xml:space="preserve">the current default. The</w:t>
+        <w:t xml:space="preserve">tests raw model output against sequence-only ground</w:t>
+      </w:r>
+      <w:r>
+        <w:t xml:space="preserve"> </w:t>
+      </w:r>
+      <w:r>
+        <w:t xml:space="preserve">truth, the current default. The</w:t>
       </w:r>
       <w:r>
         <w:t xml:space="preserve"> </w:t>
@@ -2303,49 +2435,55 @@
         <w:t xml:space="preserve"> </w:t>
       </w:r>
       <w:r>
-        <w:t xml:space="preserve">tests calibrated output against turnover and</w:t>
-      </w:r>
-      <w:r>
-        <w:t xml:space="preserve"> </w:t>
-      </w:r>
-      <w:r>
-        <w:t xml:space="preserve">localisation ground truth — the standard this Perspective argues must now be adopted.</w:t>
-      </w:r>
-      <w:r>
-        <w:t xml:space="preserve"> </w:t>
-      </w:r>
-      <w:r>
-        <w:t xml:space="preserve">A representation that performs well on the static axis but degrades on the dynamic</w:t>
-      </w:r>
-      <w:r>
-        <w:t xml:space="preserve"> </w:t>
-      </w:r>
-      <w:r>
-        <w:t xml:space="preserve">axis is exposed as sequence-saturating; one that performs on both is biology-aware.</w:t>
-      </w:r>
-      <w:r>
-        <w:t xml:space="preserve"> </w:t>
-      </w:r>
-      <w:r>
-        <w:t xml:space="preserve">Under this standard, every representation class benchmarked here would be classified</w:t>
-      </w:r>
-      <w:r>
-        <w:t xml:space="preserve"> </w:t>
-      </w:r>
-      <w:r>
-        <w:t xml:space="preserve">as static-axis only. The same framing extends naturally beyond lncRNAs: any</w:t>
-      </w:r>
-      <w:r>
-        <w:t xml:space="preserve"> </w:t>
-      </w:r>
-      <w:r>
-        <w:t xml:space="preserve">foundation model evaluated on a label that depends on an unobserved state variable</w:t>
-      </w:r>
-      <w:r>
-        <w:t xml:space="preserve"> </w:t>
-      </w:r>
-      <w:r>
-        <w:t xml:space="preserve">should, in principle, be benchmarked on both axes.</w:t>
+        <w:t xml:space="preserve">tests calibrated output</w:t>
+      </w:r>
+      <w:r>
+        <w:t xml:space="preserve"> </w:t>
+      </w:r>
+      <w:r>
+        <w:t xml:space="preserve">against turnover and localisation ground truth. A representation that</w:t>
+      </w:r>
+      <w:r>
+        <w:t xml:space="preserve"> </w:t>
+      </w:r>
+      <w:r>
+        <w:t xml:space="preserve">performs well on the static axis but degrades on the dynamic axis would be</w:t>
+      </w:r>
+      <w:r>
+        <w:t xml:space="preserve"> </w:t>
+      </w:r>
+      <w:r>
+        <w:t xml:space="preserve">exposed as sequence-saturating under this framing; one that performs on both</w:t>
+      </w:r>
+      <w:r>
+        <w:t xml:space="preserve"> </w:t>
+      </w:r>
+      <w:r>
+        <w:t xml:space="preserve">would be biology-aware. Under this framing, every representation class</w:t>
+      </w:r>
+      <w:r>
+        <w:t xml:space="preserve"> </w:t>
+      </w:r>
+      <w:r>
+        <w:t xml:space="preserve">benchmarked here would be classified as static-axis only, although that</w:t>
+      </w:r>
+      <w:r>
+        <w:t xml:space="preserve"> </w:t>
+      </w:r>
+      <w:r>
+        <w:t xml:space="preserve">classification is conditional on the CPU-proxy setting of the present</w:t>
+      </w:r>
+      <w:r>
+        <w:t xml:space="preserve"> </w:t>
+      </w:r>
+      <w:r>
+        <w:t xml:space="preserve">benchmark. The same framing could in principle extend beyond lncRNAs, which</w:t>
+      </w:r>
+      <w:r>
+        <w:t xml:space="preserve"> </w:t>
+      </w:r>
+      <w:r>
+        <w:t xml:space="preserve">we flag as a testable generalisation rather than an established property.</w:t>
       </w:r>
     </w:p>
     <w:p>
@@ -2936,13 +3074,13 @@
         <w:pStyle w:val="BodyText"/>
       </w:pPr>
       <w:r>
-        <w:t xml:space="preserve">Against those caveats, two readings are supported both by this benchmark and by</w:t>
-      </w:r>
-      <w:r>
-        <w:t xml:space="preserve"> </w:t>
-      </w:r>
-      <w:r>
-        <w:t xml:space="preserve">independent RNA foundation-model comparisons</w:t>
+        <w:t xml:space="preserve">Against those caveats, two tentative readings are consistent with this</w:t>
+      </w:r>
+      <w:r>
+        <w:t xml:space="preserve"> </w:t>
+      </w:r>
+      <w:r>
+        <w:t xml:space="preserve">benchmark and with independent RNA foundation-model comparisons</w:t>
       </w:r>
       <w:r>
         <w:rPr>
@@ -2951,7 +3089,13 @@
         <w:t xml:space="preserve">13</w:t>
       </w:r>
       <w:r>
-        <w:t xml:space="preserve">. First, static sequence-only</w:t>
+        <w:t xml:space="preserve">. First,</w:t>
+      </w:r>
+      <w:r>
+        <w:t xml:space="preserve"> </w:t>
+      </w:r>
+      <w:r>
+        <w:t xml:space="preserve">under the CPU-proxy conditions tested here, static sequence-only</w:t>
       </w:r>
       <w:r>
         <w:t xml:space="preserve"> </w:t>
@@ -2963,13 +3107,13 @@
         <w:t xml:space="preserve"> </w:t>
       </w:r>
       <w:r>
-        <w:t xml:space="preserve">robust lncRNA half-life prediction under the conditions tested, motivating</w:t>
-      </w:r>
-      <w:r>
-        <w:t xml:space="preserve"> </w:t>
-      </w:r>
-      <w:r>
-        <w:t xml:space="preserve">tests of whether dynamic measurements add information that pretraining does not</w:t>
+        <w:t xml:space="preserve">robust lncRNA half-life prediction, motivating direct tests at full scale of</w:t>
+      </w:r>
+      <w:r>
+        <w:t xml:space="preserve"> </w:t>
+      </w:r>
+      <w:r>
+        <w:t xml:space="preserve">whether dynamic measurements add information that pretraining does not</w:t>
       </w:r>
       <w:r>
         <w:t xml:space="preserve"> </w:t>
@@ -3011,37 +3155,25 @@
         <w:t xml:space="preserve"> </w:t>
       </w:r>
       <w:r>
-        <w:t xml:space="preserve">grounding (Fig. 5, Box 2) provides a concrete, retraining-free route to bring</w:t>
-      </w:r>
-      <w:r>
-        <w:t xml:space="preserve"> </w:t>
-      </w:r>
-      <w:r>
-        <w:t xml:space="preserve">them into contact with existing foundation-model outputs. Building</w:t>
-      </w:r>
-      <w:r>
-        <w:t xml:space="preserve"> </w:t>
-      </w:r>
-      <w:r>
-        <w:t xml:space="preserve">biology-grounded RNA foundation models will eventually require pretraining</w:t>
-      </w:r>
-      <w:r>
-        <w:t xml:space="preserve"> </w:t>
-      </w:r>
-      <w:r>
-        <w:t xml:space="preserve">corpora with kinetic and spatial annotation as first-class supervision, but the</w:t>
-      </w:r>
-      <w:r>
-        <w:t xml:space="preserve"> </w:t>
-      </w:r>
-      <w:r>
-        <w:t xml:space="preserve">tiered, observability-aware evaluation standard argued for here can be adopted</w:t>
-      </w:r>
-      <w:r>
-        <w:t xml:space="preserve"> </w:t>
-      </w:r>
-      <w:r>
-        <w:t xml:space="preserve">today on existing models and data.</w:t>
+        <w:t xml:space="preserve">grounding (Fig. 5, Box 2) sketches a concrete, retraining-free route to</w:t>
+      </w:r>
+      <w:r>
+        <w:t xml:space="preserve"> </w:t>
+      </w:r>
+      <w:r>
+        <w:t xml:space="preserve">bring them into contact with existing foundation-model outputs; whether</w:t>
+      </w:r>
+      <w:r>
+        <w:t xml:space="preserve"> </w:t>
+      </w:r>
+      <w:r>
+        <w:t xml:space="preserve">grounding actually closes the observed ceiling is the central empirical</w:t>
+      </w:r>
+      <w:r>
+        <w:t xml:space="preserve"> </w:t>
+      </w:r>
+      <w:r>
+        <w:t xml:space="preserve">question it poses, not a conclusion reached here.</w:t>
       </w:r>
     </w:p>
     <w:p>
@@ -3049,25 +3181,31 @@
         <w:pStyle w:val="BodyText"/>
       </w:pPr>
       <w:r>
-        <w:t xml:space="preserve">More broadly, the pattern we document — a static-axis ceiling accompanied by</w:t>
-      </w:r>
-      <w:r>
-        <w:t xml:space="preserve"> </w:t>
-      </w:r>
-      <w:r>
-        <w:t xml:space="preserve">systematic weakness on dynamically regulated substrates — is unlikely to be</w:t>
-      </w:r>
-      <w:r>
-        <w:t xml:space="preserve"> </w:t>
-      </w:r>
-      <w:r>
-        <w:t xml:space="preserve">specific to lncRNA stability. Analogous dynamic axes (ribosome occupancy</w:t>
-      </w:r>
-      <w:r>
-        <w:t xml:space="preserve"> </w:t>
-      </w:r>
-      <w:r>
-        <w:t xml:space="preserve">kinetics, chromatin-state half-life, splicing response times) are measurable but</w:t>
+        <w:t xml:space="preserve">We flag a broader possibility — speculative at this evidence scale — that</w:t>
+      </w:r>
+      <w:r>
+        <w:t xml:space="preserve"> </w:t>
+      </w:r>
+      <w:r>
+        <w:t xml:space="preserve">the pattern documented here, a static-axis ceiling accompanied by systematic</w:t>
+      </w:r>
+      <w:r>
+        <w:t xml:space="preserve"> </w:t>
+      </w:r>
+      <w:r>
+        <w:t xml:space="preserve">weakness on dynamically regulated substrates, might not be specific to</w:t>
+      </w:r>
+      <w:r>
+        <w:t xml:space="preserve"> </w:t>
+      </w:r>
+      <w:r>
+        <w:t xml:space="preserve">lncRNA stability. Analogous dynamic axes (ribosome occupancy kinetics,</w:t>
+      </w:r>
+      <w:r>
+        <w:t xml:space="preserve"> </w:t>
+      </w:r>
+      <w:r>
+        <w:t xml:space="preserve">chromatin-state half-life, splicing response times) are measurable but</w:t>
       </w:r>
       <w:r>
         <w:t xml:space="preserve"> </w:t>
@@ -3079,19 +3217,25 @@
         <w:t xml:space="preserve"> </w:t>
       </w:r>
       <w:r>
-        <w:t xml:space="preserve">corpora. We offer the tiered evaluation standard as a common baseline for the</w:t>
-      </w:r>
-      <w:r>
-        <w:t xml:space="preserve"> </w:t>
-      </w:r>
-      <w:r>
-        <w:t xml:space="preserve">RNA and machine-learning communities, and as a testable template for any</w:t>
-      </w:r>
-      <w:r>
-        <w:t xml:space="preserve"> </w:t>
-      </w:r>
-      <w:r>
-        <w:t xml:space="preserve">foundation model whose evaluation labels depend on unobserved state.</w:t>
+        <w:t xml:space="preserve">corpora. We therefore offer the tiered evaluation framing as a testable</w:t>
+      </w:r>
+      <w:r>
+        <w:t xml:space="preserve"> </w:t>
+      </w:r>
+      <w:r>
+        <w:t xml:space="preserve">template — not a recommended community standard — for any foundation model</w:t>
+      </w:r>
+      <w:r>
+        <w:t xml:space="preserve"> </w:t>
+      </w:r>
+      <w:r>
+        <w:t xml:space="preserve">whose evaluation labels depend on unobserved state, with validation of the</w:t>
+      </w:r>
+      <w:r>
+        <w:t xml:space="preserve"> </w:t>
+      </w:r>
+      <w:r>
+        <w:t xml:space="preserve">framing itself as the central follow-up work.</w:t>
       </w:r>
     </w:p>
     <w:p>
@@ -4718,7 +4862,13 @@
         <w:t xml:space="preserve"> </w:t>
       </w:r>
       <w:r>
-        <w:t xml:space="preserve">(turnover + localisation priors) → biology-aware calibrated output. Worked example:</w:t>
+        <w:t xml:space="preserve">(turnover + localisation priors) → biology-aware calibrated output.</w:t>
+      </w:r>
+      <w:r>
+        <w:t xml:space="preserve"> </w:t>
+      </w:r>
+      <w:r>
+        <w:t xml:space="preserve">Illustrative case (not a validated performance claim):</w:t>
       </w:r>
       <w:r>
         <w:t xml:space="preserve"> </w:t>
@@ -4734,19 +4884,37 @@
         <w:t xml:space="preserve"> </w:t>
       </w:r>
       <w:r>
-        <w:t xml:space="preserve">(cytoplasmic, stress-responsive, a consensus-failure transcript under</w:t>
-      </w:r>
-      <w:r>
-        <w:t xml:space="preserve"> </w:t>
-      </w:r>
-      <w:r>
-        <w:t xml:space="preserve">static-only evaluation). The grounding layer is model-agnostic and compatible with</w:t>
-      </w:r>
-      <w:r>
-        <w:t xml:space="preserve"> </w:t>
-      </w:r>
-      <w:r>
-        <w:t xml:space="preserve">any existing sequence-only RNA foundation model.</w:t>
+        <w:t xml:space="preserve">(cytoplasmic,</w:t>
+      </w:r>
+      <w:r>
+        <w:t xml:space="preserve"> </w:t>
+      </w:r>
+      <w:r>
+        <w:t xml:space="preserve">stress-responsive, a consensus-failure transcript under static-only</w:t>
+      </w:r>
+      <w:r>
+        <w:t xml:space="preserve"> </w:t>
+      </w:r>
+      <w:r>
+        <w:t xml:space="preserve">evaluation), sketching how the grounding layer would act on a representative</w:t>
+      </w:r>
+      <w:r>
+        <w:t xml:space="preserve"> </w:t>
+      </w:r>
+      <w:r>
+        <w:t xml:space="preserve">transcript from the 12-transcript hypothesis-generating set. The grounding</w:t>
+      </w:r>
+      <w:r>
+        <w:t xml:space="preserve"> </w:t>
+      </w:r>
+      <w:r>
+        <w:t xml:space="preserve">layer is model-agnostic in construction, and its quantitative benefit over</w:t>
+      </w:r>
+      <w:r>
+        <w:t xml:space="preserve"> </w:t>
+      </w:r>
+      <w:r>
+        <w:t xml:space="preserve">the ungrounded baseline is a principal direction for future work.</w:t>
       </w:r>
     </w:p>
     <w:bookmarkEnd w:id="23"/>

--- a/manuscript/manuscript.docx
+++ b/manuscript/manuscript.docx
@@ -31,7 +31,7 @@
         <w:pStyle w:val="BodyText"/>
       </w:pPr>
       <w:r>
-        <w:t xml:space="preserve">^1 Department of Molecular Biology, Yokohama University of Pharmaceutical Sciences, 601 Matano-cho, Totsuka-ku, Yokohama, Kanagawa 245-0066, Japan</w:t>
+        <w:t xml:space="preserve">^1 Department of Health Pharmacy, Yokohama University of Pharmacy, 601 Matano, Totsuka, Yokohama 245-0066, Japan</w:t>
       </w:r>
     </w:p>
     <w:p>
@@ -611,7 +611,43 @@
         <w:t xml:space="preserve"> </w:t>
       </w:r>
       <w:r>
-        <w:t xml:space="preserve">accordingly.</w:t>
+        <w:t xml:space="preserve">accordingly. The advance this Perspective claims is therefore conceptual and</w:t>
+      </w:r>
+      <w:r>
+        <w:t xml:space="preserve"> </w:t>
+      </w:r>
+      <w:r>
+        <w:t xml:space="preserve">architectural rather than a new empirical state-of-the-art: naming the</w:t>
+      </w:r>
+      <w:r>
+        <w:t xml:space="preserve"> </w:t>
+      </w:r>
+      <w:r>
+        <w:t xml:space="preserve">observability gap as a testable hypothesis, specifying dynamic grounding as</w:t>
+      </w:r>
+      <w:r>
+        <w:t xml:space="preserve"> </w:t>
+      </w:r>
+      <w:r>
+        <w:t xml:space="preserve">an explicit post-hoc remedy that any sequence-only model can inherit without</w:t>
+      </w:r>
+      <w:r>
+        <w:t xml:space="preserve"> </w:t>
+      </w:r>
+      <w:r>
+        <w:t xml:space="preserve">retraining, and articulating a tiered static × dynamic evaluation practice</w:t>
+      </w:r>
+      <w:r>
+        <w:t xml:space="preserve"> </w:t>
+      </w:r>
+      <w:r>
+        <w:t xml:space="preserve">that makes the gap falsifiable. The benchmark motivates these constructs; it</w:t>
+      </w:r>
+      <w:r>
+        <w:t xml:space="preserve"> </w:t>
+      </w:r>
+      <w:r>
+        <w:t xml:space="preserve">does not by itself validate them.</w:t>
       </w:r>
     </w:p>
     <w:p>
@@ -1364,7 +1400,7 @@
         <w:t xml:space="preserve"> </w:t>
       </w:r>
       <w:r>
-        <w:t xml:space="preserve">(Fig. 2). The RhoFold+ proxy (ViennaRNA thermodynamic descriptors) is the weakest at</w:t>
+        <w:t xml:space="preserve">(Fig. 2; Table 2). The RhoFold+ proxy (ViennaRNA thermodynamic descriptors) is the weakest at</w:t>
       </w:r>
       <w:r>
         <w:t xml:space="preserve"> </w:t>
@@ -1499,7 +1535,7 @@
         <w:t xml:space="preserve"> </w:t>
       </w:r>
       <w:r>
-        <w:t xml:space="preserve">(ρ = 0.153 ± 0.110) (Fig. 3). RMSE in log₂(h) units clusters between 1.02 and 1.05</w:t>
+        <w:t xml:space="preserve">(ρ = 0.153 ± 0.110) (Fig. 3; Table 2). RMSE in log₂(h) units clusters between 1.02 and 1.05</w:t>
       </w:r>
       <w:r>
         <w:t xml:space="preserve"> </w:t>
@@ -1683,7 +1719,7 @@
         <w:t xml:space="preserve"> </w:t>
       </w:r>
       <w:r>
-        <w:t xml:space="preserve">consensus-failure set of 12 lncRNAs misclassified by every one of the five</w:t>
+        <w:t xml:space="preserve">consensus-failure set of 13 lncRNAs misclassified by every one of the five</w:t>
       </w:r>
       <w:r>
         <w:t xml:space="preserve"> </w:t>
@@ -1851,7 +1887,7 @@
         <w:t xml:space="preserve"> </w:t>
       </w:r>
       <w:r>
-        <w:t xml:space="preserve">biological claim about the 12-transcript set as a whole. The pattern is consistent with the</w:t>
+        <w:t xml:space="preserve">biological claim about the 13-transcript set as a whole. The pattern is consistent with the</w:t>
       </w:r>
       <w:r>
         <w:t xml:space="preserve"> </w:t>
@@ -2307,7 +2343,39 @@
         <w:t xml:space="preserve"> </w:t>
       </w:r>
       <w:r>
-        <w:t xml:space="preserve">published measurements on the closest matched cell system. The bottom tier is a</w:t>
+        <w:t xml:space="preserve">published measurements on an</w:t>
+      </w:r>
+      <w:r>
+        <w:t xml:space="preserve"> </w:t>
+      </w:r>
+      <w:r>
+        <w:rPr>
+          <w:i/>
+          <w:iCs/>
+        </w:rPr>
+        <w:t xml:space="preserve">independent source</w:t>
+      </w:r>
+      <w:r>
+        <w:t xml:space="preserve"> </w:t>
+      </w:r>
+      <w:r>
+        <w:t xml:space="preserve">cell system distinct from the</w:t>
+      </w:r>
+      <w:r>
+        <w:t xml:space="preserve"> </w:t>
+      </w:r>
+      <w:r>
+        <w:t xml:space="preserve">prediction target (</w:t>
+      </w:r>
+      <w:r>
+        <w:rPr>
+          <w:i/>
+          <w:iCs/>
+        </w:rPr>
+        <w:t xml:space="preserve">C_src ≠ C_tgt</w:t>
+      </w:r>
+      <w:r>
+        <w:t xml:space="preserve">, see Box 2). The bottom tier is a</w:t>
       </w:r>
       <w:r>
         <w:t xml:space="preserve"> </w:t>
@@ -2775,19 +2843,19 @@
         <w:t xml:space="preserve"> </w:t>
       </w:r>
       <w:r>
-        <w:t xml:space="preserve">— an open empirical question. The</w:t>
-      </w:r>
-      <w:r>
-        <w:t xml:space="preserve"> </w:t>
-      </w:r>
-      <w:r>
-        <w:t xml:space="preserve">bottleneck is not sequence representation; it is the absence of the state</w:t>
-      </w:r>
-      <w:r>
-        <w:t xml:space="preserve"> </w:t>
-      </w:r>
-      <w:r>
-        <w:t xml:space="preserve">variable</w:t>
+        <w:t xml:space="preserve">— an open empirical question. Within the proxy regime tested here, then, the</w:t>
+      </w:r>
+      <w:r>
+        <w:t xml:space="preserve"> </w:t>
+      </w:r>
+      <w:r>
+        <w:t xml:space="preserve">limiting factor appears to be not sequence representation alone but the</w:t>
+      </w:r>
+      <w:r>
+        <w:t xml:space="preserve"> </w:t>
+      </w:r>
+      <w:r>
+        <w:t xml:space="preserve">absence of the state variable</w:t>
       </w:r>
       <w:r>
         <w:t xml:space="preserve"> </w:t>
@@ -2803,7 +2871,25 @@
         <w:t xml:space="preserve"> </w:t>
       </w:r>
       <w:r>
-        <w:t xml:space="preserve">from the pretraining distribution. A corollary is that</w:t>
+        <w:t xml:space="preserve">from the pretraining distribution — a</w:t>
+      </w:r>
+      <w:r>
+        <w:t xml:space="preserve"> </w:t>
+      </w:r>
+      <w:r>
+        <w:t xml:space="preserve">distinct, complementary bottleneck that scale on the sequence axis would</w:t>
+      </w:r>
+      <w:r>
+        <w:t xml:space="preserve"> </w:t>
+      </w:r>
+      <w:r>
+        <w:t xml:space="preserve">not obviously remove, and one that remains to be confirmed at full</w:t>
+      </w:r>
+      <w:r>
+        <w:t xml:space="preserve"> </w:t>
+      </w:r>
+      <w:r>
+        <w:t xml:space="preserve">parameter count. A corollary is that</w:t>
       </w:r>
       <w:r>
         <w:t xml:space="preserve"> </w:t>
@@ -3155,13 +3241,19 @@
         <w:t xml:space="preserve"> </w:t>
       </w:r>
       <w:r>
-        <w:t xml:space="preserve">grounding (Fig. 5, Box 2) sketches a concrete, retraining-free route to</w:t>
-      </w:r>
-      <w:r>
-        <w:t xml:space="preserve"> </w:t>
-      </w:r>
-      <w:r>
-        <w:t xml:space="preserve">bring them into contact with existing foundation-model outputs; whether</w:t>
+        <w:t xml:space="preserve">grounding (Fig. 5, Box 2) sketches a concrete, retraining-free but</w:t>
+      </w:r>
+      <w:r>
+        <w:t xml:space="preserve"> </w:t>
+      </w:r>
+      <w:r>
+        <w:t xml:space="preserve">calibration-requiring route to bring them into contact with existing</w:t>
+      </w:r>
+      <w:r>
+        <w:t xml:space="preserve"> </w:t>
+      </w:r>
+      <w:r>
+        <w:t xml:space="preserve">foundation-model outputs; whether</w:t>
       </w:r>
       <w:r>
         <w:t xml:space="preserve"> </w:t>
@@ -3235,7 +3327,31 @@
         <w:t xml:space="preserve"> </w:t>
       </w:r>
       <w:r>
-        <w:t xml:space="preserve">framing itself as the central follow-up work.</w:t>
+        <w:t xml:space="preserve">framing itself as the central follow-up work. In short, what this</w:t>
+      </w:r>
+      <w:r>
+        <w:t xml:space="preserve"> </w:t>
+      </w:r>
+      <w:r>
+        <w:t xml:space="preserve">Perspective contributes is not a performance claim but a reusable conceptual</w:t>
+      </w:r>
+      <w:r>
+        <w:t xml:space="preserve"> </w:t>
+      </w:r>
+      <w:r>
+        <w:t xml:space="preserve">scaffold — an explicit observability-gap hypothesis, a retraining-free</w:t>
+      </w:r>
+      <w:r>
+        <w:t xml:space="preserve"> </w:t>
+      </w:r>
+      <w:r>
+        <w:t xml:space="preserve">grounding architecture, and a tiered evaluation template — designed to be</w:t>
+      </w:r>
+      <w:r>
+        <w:t xml:space="preserve"> </w:t>
+      </w:r>
+      <w:r>
+        <w:t xml:space="preserve">tested, refuted, or refined by subsequent full-scale experiments.</w:t>
       </w:r>
     </w:p>
     <w:p>
@@ -4826,7 +4942,7 @@
         <w:t xml:space="preserve"> </w:t>
       </w:r>
       <w:r>
-        <w:t xml:space="preserve">Consensus-failure analysis: the 12 lncRNAs misclassified by every</w:t>
+        <w:t xml:space="preserve">Consensus-failure analysis: the 13 lncRNAs misclassified by every</w:t>
       </w:r>
       <w:r>
         <w:t xml:space="preserve"> </w:t>
@@ -4902,7 +5018,7 @@
         <w:t xml:space="preserve"> </w:t>
       </w:r>
       <w:r>
-        <w:t xml:space="preserve">transcript from the 12-transcript hypothesis-generating set. The grounding</w:t>
+        <w:t xml:space="preserve">transcript from the 13-transcript hypothesis-generating set. The grounding</w:t>
       </w:r>
       <w:r>
         <w:t xml:space="preserve"> </w:t>
